--- a/V2/projeto/textos_site.docx
+++ b/V2/projeto/textos_site.docx
@@ -27,6 +27,8 @@
       <w:pPr>
         <w:rPr>
           <w:rFonts w:cstheme="minorHAnsi"/>
+          <w:b/>
+          <w:bCs/>
         </w:rPr>
       </w:pPr>
       <w:r>
@@ -68,10 +70,33 @@
       <w:proofErr w:type="spellEnd"/>
       <w:r>
         <w:rPr>
+          <w:rStyle w:val="Forte"/>
           <w:rFonts w:cstheme="minorHAnsi"/>
         </w:rPr>
         <w:br/>
-        <w:t>Especialistas em Segurança Contra Incêndio protegendo vidas e patrimônios</w:t>
+      </w:r>
+      <w:r>
+        <w:rPr>
+          <w:rStyle w:val="Forte"/>
+          <w:rFonts w:cstheme="minorHAnsi"/>
+        </w:rPr>
+        <w:t>Especialistas em Segurança Contra Incêndio</w:t>
+      </w:r>
+      <w:r>
+        <w:rPr>
+          <w:rStyle w:val="Forte"/>
+          <w:rFonts w:cstheme="minorHAnsi"/>
+        </w:rPr>
+        <w:br/>
+      </w:r>
+      <w:r>
+        <w:rPr>
+          <w:rStyle w:val="Forte"/>
+          <w:rFonts w:cstheme="minorHAnsi"/>
+          <w:b w:val="0"/>
+          <w:bCs w:val="0"/>
+        </w:rPr>
+        <w:t>Soluções técnicas para proteção de vidas, patrimônios e operações.</w:t>
       </w:r>
     </w:p>
     <w:p>
@@ -90,22 +115,34 @@
     <w:p>
       <w:pPr>
         <w:rPr>
-          <w:rFonts w:cstheme="minorHAnsi"/>
-        </w:rPr>
-      </w:pPr>
-      <w:r>
-        <w:rPr>
-          <w:rStyle w:val="Forte"/>
-          <w:rFonts w:cstheme="minorHAnsi"/>
-        </w:rPr>
-        <w:t>Soluções completas</w:t>
-      </w:r>
-      <w:r>
-        <w:rPr>
+          <w:rStyle w:val="Forte"/>
+          <w:rFonts w:cstheme="minorHAnsi"/>
+          <w:b w:val="0"/>
+          <w:bCs w:val="0"/>
+        </w:rPr>
+      </w:pPr>
+      <w:r>
+        <w:rPr>
+          <w:rStyle w:val="Forte"/>
+          <w:rFonts w:cstheme="minorHAnsi"/>
+        </w:rPr>
+        <w:t>Prevenção, proteção e conformidade</w:t>
+      </w:r>
+      <w:r>
+        <w:rPr>
+          <w:rStyle w:val="Forte"/>
           <w:rFonts w:cstheme="minorHAnsi"/>
         </w:rPr>
         <w:br/>
-        <w:t>Projeto, execução e regularização em conformidade com as normas</w:t>
+      </w:r>
+      <w:r>
+        <w:rPr>
+          <w:rStyle w:val="Forte"/>
+          <w:rFonts w:cstheme="minorHAnsi"/>
+          <w:b w:val="0"/>
+          <w:bCs w:val="0"/>
+        </w:rPr>
+        <w:t>Projetamos, instalamos e adequamos sistemas de segurança contra incêndio de acordo com as necessidades de cada empreendimento e as normas técnicas aplicáveis.</w:t>
       </w:r>
     </w:p>
     <w:p>
@@ -132,14 +169,87 @@
           <w:rStyle w:val="Forte"/>
           <w:rFonts w:cstheme="minorHAnsi"/>
         </w:rPr>
-        <w:t>Prevenção inteligente</w:t>
+        <w:t>Segurança em cada etapa</w:t>
       </w:r>
       <w:r>
         <w:rPr>
           <w:rFonts w:cstheme="minorHAnsi"/>
         </w:rPr>
         <w:br/>
-        <w:t>Reduza riscos e evite prejuízos com planejamento técnico</w:t>
+      </w:r>
+      <w:r>
+        <w:t>Da análise inicial à execução e regularização, oferecemos acompanhamento técnico, responsabilidade e soluções eficientes para que seu empreendimento opere com mais segurança.</w:t>
+      </w:r>
+    </w:p>
+    <w:p>
+      <w:pPr>
+        <w:rPr>
+          <w:rFonts w:cstheme="minorHAnsi"/>
+        </w:rPr>
+      </w:pPr>
+    </w:p>
+    <w:p>
+      <w:pPr>
+        <w:rPr>
+          <w:rFonts w:cstheme="minorHAnsi"/>
+          <w:i/>
+          <w:iCs/>
+          <w:sz w:val="24"/>
+          <w:szCs w:val="24"/>
+        </w:rPr>
+      </w:pPr>
+      <w:r>
+        <w:rPr>
+          <w:rFonts w:cstheme="minorHAnsi"/>
+          <w:i/>
+          <w:iCs/>
+          <w:sz w:val="24"/>
+          <w:szCs w:val="24"/>
+        </w:rPr>
+        <w:t>Sessão 2 – Area de atuação</w:t>
+      </w:r>
+    </w:p>
+    <w:p>
+      <w:pPr>
+        <w:rPr>
+          <w:rStyle w:val="Forte"/>
+          <w:b w:val="0"/>
+          <w:bCs w:val="0"/>
+        </w:rPr>
+      </w:pPr>
+      <w:r>
+        <w:rPr>
+          <w:rStyle w:val="Forte"/>
+        </w:rPr>
+        <w:t xml:space="preserve">O que a </w:t>
+      </w:r>
+      <w:proofErr w:type="spellStart"/>
+      <w:r>
+        <w:rPr>
+          <w:rStyle w:val="Forte"/>
+        </w:rPr>
+        <w:t>Fireside</w:t>
+      </w:r>
+      <w:proofErr w:type="spellEnd"/>
+      <w:r>
+        <w:rPr>
+          <w:rStyle w:val="Forte"/>
+        </w:rPr>
+        <w:t xml:space="preserve"> faz?</w:t>
+      </w:r>
+      <w:r>
+        <w:rPr>
+          <w:rStyle w:val="Forte"/>
+        </w:rPr>
+        <w:br/>
+      </w:r>
+      <w:r>
+        <w:rPr>
+          <w:rStyle w:val="Forte"/>
+          <w:b w:val="0"/>
+          <w:bCs w:val="0"/>
+        </w:rPr>
+        <w:t>Soluções completas em segurança contra incêndio.</w:t>
       </w:r>
     </w:p>
     <w:p>
@@ -158,22 +268,507 @@
     <w:p>
       <w:pPr>
         <w:rPr>
-          <w:rFonts w:cstheme="minorHAnsi"/>
-        </w:rPr>
-      </w:pPr>
-      <w:r>
-        <w:rPr>
-          <w:rStyle w:val="Forte"/>
-          <w:rFonts w:cstheme="minorHAnsi"/>
-        </w:rPr>
-        <w:t>Compromisso com a segurança</w:t>
-      </w:r>
-      <w:r>
-        <w:rPr>
-          <w:rFonts w:cstheme="minorHAnsi"/>
-        </w:rPr>
+          <w:rStyle w:val="Forte"/>
+          <w:b w:val="0"/>
+          <w:bCs w:val="0"/>
+        </w:rPr>
+      </w:pPr>
+      <w:r>
+        <w:rPr>
+          <w:rStyle w:val="Forte"/>
+          <w:b w:val="0"/>
+          <w:bCs w:val="0"/>
+          <w:i/>
+          <w:iCs/>
+        </w:rPr>
+        <w:t>Card 1 — Área Comercial</w:t>
+      </w:r>
+    </w:p>
+    <w:p>
+      <w:pPr>
+        <w:rPr>
+          <w:rStyle w:val="Forte"/>
+          <w:b w:val="0"/>
+          <w:bCs w:val="0"/>
+        </w:rPr>
+      </w:pPr>
+      <w:r>
+        <w:rPr>
+          <w:rStyle w:val="Forte"/>
+          <w:b w:val="0"/>
+          <w:bCs w:val="0"/>
+        </w:rPr>
+        <w:t>Frente: Área Comercial</w:t>
+      </w:r>
+    </w:p>
+    <w:p>
+      <w:pPr>
+        <w:rPr>
+          <w:rStyle w:val="Forte"/>
+          <w:b w:val="0"/>
+          <w:bCs w:val="0"/>
+        </w:rPr>
+      </w:pPr>
+      <w:r>
+        <w:rPr>
+          <w:rStyle w:val="Forte"/>
+          <w:b w:val="0"/>
+          <w:bCs w:val="0"/>
+        </w:rPr>
+        <w:t>Verso:</w:t>
+      </w:r>
+      <w:r>
+        <w:rPr>
+          <w:rStyle w:val="Forte"/>
+          <w:b w:val="0"/>
+          <w:bCs w:val="0"/>
+        </w:rPr>
+        <w:t xml:space="preserve"> </w:t>
+      </w:r>
+      <w:r>
+        <w:rPr>
+          <w:rStyle w:val="Forte"/>
+          <w:b w:val="0"/>
+          <w:bCs w:val="0"/>
+        </w:rPr>
+        <w:t>Desenvolvemos soluções de prevenção e combate a incêndio para lojas, supermercados, shoppings e centros comerciais, considerando o fluxo de público, as rotas de fuga, a sinalização de emergência e os sistemas necessários para a segurança da edificação.</w:t>
+      </w:r>
+    </w:p>
+    <w:p>
+      <w:pPr>
+        <w:rPr>
+          <w:rStyle w:val="Forte"/>
+          <w:b w:val="0"/>
+          <w:bCs w:val="0"/>
+          <w:i/>
+          <w:iCs/>
+        </w:rPr>
+      </w:pPr>
+    </w:p>
+    <w:p>
+      <w:pPr>
+        <w:rPr>
+          <w:rStyle w:val="Forte"/>
+          <w:b w:val="0"/>
+          <w:bCs w:val="0"/>
+        </w:rPr>
+      </w:pPr>
+      <w:r>
+        <w:rPr>
+          <w:rStyle w:val="Forte"/>
+          <w:b w:val="0"/>
+          <w:bCs w:val="0"/>
+          <w:i/>
+          <w:iCs/>
+        </w:rPr>
+        <w:t xml:space="preserve">Card 2 — Área Residencial </w:t>
+      </w:r>
+      <w:r>
+        <w:rPr>
+          <w:rStyle w:val="Forte"/>
+          <w:b w:val="0"/>
+          <w:bCs w:val="0"/>
+          <w:i/>
+          <w:iCs/>
+        </w:rPr>
+        <w:t>e condominial</w:t>
+      </w:r>
+    </w:p>
+    <w:p>
+      <w:pPr>
+        <w:rPr>
+          <w:rStyle w:val="Forte"/>
+          <w:b w:val="0"/>
+          <w:bCs w:val="0"/>
+        </w:rPr>
+      </w:pPr>
+      <w:r>
+        <w:rPr>
+          <w:rStyle w:val="Forte"/>
+          <w:b w:val="0"/>
+          <w:bCs w:val="0"/>
+        </w:rPr>
+        <w:t>Frente</w:t>
+      </w:r>
+      <w:r>
+        <w:rPr>
+          <w:rStyle w:val="Forte"/>
+          <w:b w:val="0"/>
+          <w:bCs w:val="0"/>
+        </w:rPr>
+        <w:t xml:space="preserve"> </w:t>
+      </w:r>
+      <w:r>
+        <w:rPr>
+          <w:rStyle w:val="Forte"/>
+          <w:b w:val="0"/>
+          <w:bCs w:val="0"/>
+        </w:rPr>
+        <w:t xml:space="preserve">Área Residencial </w:t>
+      </w:r>
+      <w:proofErr w:type="gramStart"/>
+      <w:r>
+        <w:rPr>
+          <w:rStyle w:val="Forte"/>
+          <w:b w:val="0"/>
+          <w:bCs w:val="0"/>
+        </w:rPr>
+        <w:t xml:space="preserve">e </w:t>
+      </w:r>
+      <w:r>
+        <w:rPr>
+          <w:rStyle w:val="Forte"/>
+          <w:b w:val="0"/>
+          <w:bCs w:val="0"/>
+        </w:rPr>
+        <w:t>C</w:t>
+      </w:r>
+      <w:r>
+        <w:rPr>
+          <w:rStyle w:val="Forte"/>
+          <w:b w:val="0"/>
+          <w:bCs w:val="0"/>
+        </w:rPr>
+        <w:t>ondominial</w:t>
+      </w:r>
+      <w:proofErr w:type="gramEnd"/>
+    </w:p>
+    <w:p>
+      <w:pPr>
+        <w:rPr>
+          <w:rStyle w:val="Forte"/>
+          <w:b w:val="0"/>
+          <w:bCs w:val="0"/>
+        </w:rPr>
+      </w:pPr>
+      <w:r>
+        <w:rPr>
+          <w:rStyle w:val="Forte"/>
+          <w:b w:val="0"/>
+          <w:bCs w:val="0"/>
+        </w:rPr>
+        <w:t>Verso</w:t>
+      </w:r>
+      <w:r>
+        <w:rPr>
+          <w:rStyle w:val="Forte"/>
+          <w:b w:val="0"/>
+          <w:bCs w:val="0"/>
+        </w:rPr>
+        <w:t xml:space="preserve">: </w:t>
+      </w:r>
+      <w:r>
+        <w:rPr>
+          <w:rStyle w:val="Forte"/>
+          <w:b w:val="0"/>
+          <w:bCs w:val="0"/>
+        </w:rPr>
+        <w:t>Atuamos na implantação e adequação de sistemas de segurança contra incêndio em condomínios e edificações residenciais, incluindo hidrantes, extintores, iluminação e sinalização de emergência, de acordo com as características da edificação e as exigências aplicáveis.</w:t>
+      </w:r>
+    </w:p>
+    <w:p>
+      <w:pPr>
+        <w:rPr>
+          <w:rStyle w:val="Forte"/>
+          <w:b w:val="0"/>
+          <w:bCs w:val="0"/>
+        </w:rPr>
+      </w:pPr>
+    </w:p>
+    <w:p>
+      <w:pPr>
+        <w:rPr>
+          <w:rStyle w:val="Forte"/>
+          <w:b w:val="0"/>
+          <w:bCs w:val="0"/>
+          <w:i/>
+          <w:iCs/>
+        </w:rPr>
+      </w:pPr>
+      <w:r>
+        <w:rPr>
+          <w:rStyle w:val="Forte"/>
+          <w:b w:val="0"/>
+          <w:bCs w:val="0"/>
+          <w:i/>
+          <w:iCs/>
+        </w:rPr>
+        <w:t>Card 3 — Área Industrial</w:t>
+      </w:r>
+    </w:p>
+    <w:p>
+      <w:pPr>
+        <w:rPr>
+          <w:rStyle w:val="Forte"/>
+          <w:b w:val="0"/>
+          <w:bCs w:val="0"/>
+        </w:rPr>
+      </w:pPr>
+      <w:r>
+        <w:rPr>
+          <w:rStyle w:val="Forte"/>
+          <w:b w:val="0"/>
+          <w:bCs w:val="0"/>
+        </w:rPr>
+        <w:t>Frente</w:t>
+      </w:r>
+      <w:r>
+        <w:rPr>
+          <w:rStyle w:val="Forte"/>
+          <w:b w:val="0"/>
+          <w:bCs w:val="0"/>
+        </w:rPr>
+        <w:t xml:space="preserve"> </w:t>
+      </w:r>
+      <w:r>
+        <w:rPr>
+          <w:rStyle w:val="Forte"/>
+          <w:b w:val="0"/>
+          <w:bCs w:val="0"/>
+        </w:rPr>
+        <w:t>Área Industrial</w:t>
+      </w:r>
+    </w:p>
+    <w:p>
+      <w:pPr>
+        <w:rPr>
+          <w:rStyle w:val="Forte"/>
+          <w:b w:val="0"/>
+          <w:bCs w:val="0"/>
+        </w:rPr>
+      </w:pPr>
+      <w:r>
+        <w:rPr>
+          <w:rStyle w:val="Forte"/>
+          <w:b w:val="0"/>
+          <w:bCs w:val="0"/>
+        </w:rPr>
+        <w:lastRenderedPageBreak/>
+        <w:t>Verso:</w:t>
+      </w:r>
+      <w:r>
+        <w:rPr>
+          <w:rStyle w:val="Forte"/>
+          <w:b w:val="0"/>
+          <w:bCs w:val="0"/>
+        </w:rPr>
+        <w:t xml:space="preserve"> </w:t>
+      </w:r>
+      <w:r>
+        <w:rPr>
+          <w:rStyle w:val="Forte"/>
+          <w:b w:val="0"/>
+          <w:bCs w:val="0"/>
+        </w:rPr>
+        <w:t>Desenvolvemos soluções dimensionadas de acordo com a carga de incêndio, os processos e os riscos específicos de cada operação, incluindo sistemas de hidrantes, sprinklers, detecção e alarme e outras medidas de proteção.</w:t>
+      </w:r>
+    </w:p>
+    <w:p>
+      <w:pPr>
+        <w:rPr>
+          <w:rStyle w:val="Forte"/>
+          <w:b w:val="0"/>
+          <w:bCs w:val="0"/>
+        </w:rPr>
+      </w:pPr>
+    </w:p>
+    <w:p>
+      <w:pPr>
+        <w:rPr>
+          <w:rStyle w:val="Forte"/>
+          <w:b w:val="0"/>
+          <w:bCs w:val="0"/>
+          <w:i/>
+          <w:iCs/>
+        </w:rPr>
+      </w:pPr>
+      <w:r>
+        <w:rPr>
+          <w:rStyle w:val="Forte"/>
+          <w:b w:val="0"/>
+          <w:bCs w:val="0"/>
+          <w:i/>
+          <w:iCs/>
+        </w:rPr>
+        <w:t xml:space="preserve">Card 4 — Área Hospitalar </w:t>
+      </w:r>
+      <w:proofErr w:type="gramStart"/>
+      <w:r>
+        <w:rPr>
+          <w:rStyle w:val="Forte"/>
+          <w:b w:val="0"/>
+          <w:bCs w:val="0"/>
+          <w:i/>
+          <w:iCs/>
+        </w:rPr>
+        <w:t>e Assistencial</w:t>
+      </w:r>
+      <w:proofErr w:type="gramEnd"/>
+    </w:p>
+    <w:p>
+      <w:pPr>
+        <w:rPr>
+          <w:rStyle w:val="Forte"/>
+          <w:b w:val="0"/>
+          <w:bCs w:val="0"/>
+        </w:rPr>
+      </w:pPr>
+      <w:r>
+        <w:rPr>
+          <w:rStyle w:val="Forte"/>
+          <w:b w:val="0"/>
+          <w:bCs w:val="0"/>
+        </w:rPr>
+        <w:t>Frente</w:t>
+      </w:r>
+      <w:r>
+        <w:rPr>
+          <w:rStyle w:val="Forte"/>
+          <w:b w:val="0"/>
+          <w:bCs w:val="0"/>
+        </w:rPr>
+        <w:t xml:space="preserve">: </w:t>
+      </w:r>
+      <w:r>
+        <w:rPr>
+          <w:rStyle w:val="Forte"/>
+          <w:b w:val="0"/>
+          <w:bCs w:val="0"/>
+        </w:rPr>
+        <w:t xml:space="preserve">Área Hospitalar </w:t>
+      </w:r>
+      <w:proofErr w:type="gramStart"/>
+      <w:r>
+        <w:rPr>
+          <w:rStyle w:val="Forte"/>
+          <w:b w:val="0"/>
+          <w:bCs w:val="0"/>
+        </w:rPr>
+        <w:t>e Assistencial</w:t>
+      </w:r>
+      <w:proofErr w:type="gramEnd"/>
+    </w:p>
+    <w:p>
+      <w:pPr>
+        <w:rPr>
+          <w:rStyle w:val="Forte"/>
+          <w:b w:val="0"/>
+          <w:bCs w:val="0"/>
+        </w:rPr>
+      </w:pPr>
+      <w:r>
+        <w:rPr>
+          <w:rStyle w:val="Forte"/>
+          <w:b w:val="0"/>
+          <w:bCs w:val="0"/>
+        </w:rPr>
+        <w:t>Verso:</w:t>
+      </w:r>
+      <w:r>
+        <w:rPr>
+          <w:rStyle w:val="Forte"/>
+          <w:b w:val="0"/>
+          <w:bCs w:val="0"/>
+        </w:rPr>
+        <w:t xml:space="preserve"> </w:t>
+      </w:r>
+      <w:r>
+        <w:rPr>
+          <w:rStyle w:val="Forte"/>
+          <w:b w:val="0"/>
+          <w:bCs w:val="0"/>
+        </w:rPr>
+        <w:t>Desenvolvemos soluções considerando as particularidades de ambientes de alta complexidade, com atenção às áreas críticas, evacuação assistida, compartimentação e sistemas de detecção e alarme, contribuindo para a proteção contínua de pacientes, equipes e patrimônio.</w:t>
+      </w:r>
+    </w:p>
+    <w:p/>
+    <w:p>
+      <w:pPr>
+        <w:rPr>
+          <w:rFonts w:cstheme="minorHAnsi"/>
+          <w:i/>
+          <w:iCs/>
+          <w:sz w:val="24"/>
+          <w:szCs w:val="24"/>
+        </w:rPr>
+      </w:pPr>
+      <w:r>
+        <w:rPr>
+          <w:rFonts w:cstheme="minorHAnsi"/>
+          <w:i/>
+          <w:iCs/>
+          <w:sz w:val="24"/>
+          <w:szCs w:val="24"/>
+        </w:rPr>
+        <w:t xml:space="preserve">Sessão </w:t>
+      </w:r>
+      <w:r>
+        <w:rPr>
+          <w:rFonts w:cstheme="minorHAnsi"/>
+          <w:i/>
+          <w:iCs/>
+          <w:sz w:val="24"/>
+          <w:szCs w:val="24"/>
+        </w:rPr>
+        <w:t>3</w:t>
+      </w:r>
+      <w:r>
+        <w:rPr>
+          <w:rFonts w:cstheme="minorHAnsi"/>
+          <w:i/>
+          <w:iCs/>
+          <w:sz w:val="24"/>
+          <w:szCs w:val="24"/>
+        </w:rPr>
+        <w:t xml:space="preserve"> – </w:t>
+      </w:r>
+      <w:proofErr w:type="spellStart"/>
+      <w:r>
+        <w:rPr>
+          <w:rFonts w:cstheme="minorHAnsi"/>
+          <w:i/>
+          <w:iCs/>
+          <w:sz w:val="24"/>
+          <w:szCs w:val="24"/>
+        </w:rPr>
+        <w:t>Slider</w:t>
+      </w:r>
+      <w:proofErr w:type="spellEnd"/>
+      <w:r>
+        <w:rPr>
+          <w:rFonts w:cstheme="minorHAnsi"/>
+          <w:i/>
+          <w:iCs/>
+          <w:sz w:val="24"/>
+          <w:szCs w:val="24"/>
+        </w:rPr>
+        <w:t xml:space="preserve"> clientes e empresas parceiras</w:t>
+      </w:r>
+    </w:p>
+    <w:p>
+      <w:pPr>
+        <w:rPr>
+          <w:rStyle w:val="Forte"/>
+          <w:b w:val="0"/>
+          <w:bCs w:val="0"/>
+        </w:rPr>
+      </w:pPr>
+      <w:r>
+        <w:rPr>
+          <w:rStyle w:val="Forte"/>
+        </w:rPr>
+        <w:t>Nossos Clientes</w:t>
+      </w:r>
+      <w:r>
         <w:br/>
-        <w:t>Atendimento responsável e excelência na execução</w:t>
+      </w:r>
+      <w:r>
+        <w:rPr>
+          <w:rStyle w:val="Forte"/>
+          <w:b w:val="0"/>
+          <w:bCs w:val="0"/>
+        </w:rPr>
+        <w:t>Parcerias construídas com confiança e responsabilidade técnica.</w:t>
       </w:r>
     </w:p>
     <w:p>
@@ -192,444 +787,163 @@
     <w:p>
       <w:pPr>
         <w:rPr>
-          <w:rFonts w:cstheme="minorHAnsi"/>
-        </w:rPr>
-      </w:pPr>
-      <w:r>
-        <w:rPr>
-          <w:rStyle w:val="Forte"/>
-          <w:rFonts w:cstheme="minorHAnsi"/>
-        </w:rPr>
-        <w:t>Da análise ao laudo final</w:t>
-      </w:r>
-      <w:r>
-        <w:rPr>
-          <w:rFonts w:cstheme="minorHAnsi"/>
+          <w:rStyle w:val="Forte"/>
+          <w:b w:val="0"/>
+          <w:bCs w:val="0"/>
+        </w:rPr>
+      </w:pPr>
+      <w:r>
+        <w:rPr>
+          <w:rStyle w:val="Forte"/>
+        </w:rPr>
+        <w:t>Empresas Parceiras</w:t>
+      </w:r>
+      <w:r>
+        <w:rPr>
+          <w:rStyle w:val="Forte"/>
         </w:rPr>
         <w:br/>
-        <w:t>Cuidamos de cada etapa para sua empresa operar com tranquilidade</w:t>
-      </w:r>
-    </w:p>
-    <w:p>
-      <w:pPr>
-        <w:rPr>
-          <w:rFonts w:cstheme="minorHAnsi"/>
-        </w:rPr>
-      </w:pPr>
-    </w:p>
-    <w:p>
-      <w:pPr>
-        <w:rPr>
-          <w:rFonts w:cstheme="minorHAnsi"/>
-          <w:i/>
-          <w:iCs/>
-          <w:sz w:val="24"/>
-          <w:szCs w:val="24"/>
-        </w:rPr>
-      </w:pPr>
-      <w:r>
-        <w:rPr>
-          <w:rFonts w:cstheme="minorHAnsi"/>
-          <w:i/>
-          <w:iCs/>
-          <w:sz w:val="24"/>
-          <w:szCs w:val="24"/>
-        </w:rPr>
-        <w:t>Sessão 2 – Area de atuação</w:t>
-      </w:r>
-    </w:p>
-    <w:p>
-      <w:r>
-        <w:rPr>
-          <w:rStyle w:val="Forte"/>
-        </w:rPr>
-        <w:t xml:space="preserve">O que a </w:t>
+      </w:r>
+      <w:r>
+        <w:rPr>
+          <w:rStyle w:val="Forte"/>
+          <w:b w:val="0"/>
+          <w:bCs w:val="0"/>
+        </w:rPr>
+        <w:t>Qualidade e excelência em cada projeto.</w:t>
+      </w:r>
+    </w:p>
+    <w:p/>
+    <w:p>
+      <w:pPr>
+        <w:rPr>
+          <w:rFonts w:cstheme="minorHAnsi"/>
+          <w:i/>
+          <w:iCs/>
+          <w:sz w:val="24"/>
+          <w:szCs w:val="24"/>
+        </w:rPr>
+      </w:pPr>
+      <w:r>
+        <w:rPr>
+          <w:rFonts w:cstheme="minorHAnsi"/>
+          <w:i/>
+          <w:iCs/>
+          <w:sz w:val="24"/>
+          <w:szCs w:val="24"/>
+        </w:rPr>
+        <w:t xml:space="preserve">Sessão </w:t>
+      </w:r>
+      <w:r>
+        <w:rPr>
+          <w:rFonts w:cstheme="minorHAnsi"/>
+          <w:i/>
+          <w:iCs/>
+          <w:sz w:val="24"/>
+          <w:szCs w:val="24"/>
+        </w:rPr>
+        <w:t>4</w:t>
+      </w:r>
+      <w:r>
+        <w:rPr>
+          <w:rFonts w:cstheme="minorHAnsi"/>
+          <w:i/>
+          <w:iCs/>
+          <w:sz w:val="24"/>
+          <w:szCs w:val="24"/>
+        </w:rPr>
+        <w:t xml:space="preserve"> – </w:t>
       </w:r>
       <w:proofErr w:type="spellStart"/>
       <w:r>
         <w:rPr>
-          <w:rStyle w:val="Forte"/>
-        </w:rPr>
-        <w:t>Fireside</w:t>
+          <w:rFonts w:cstheme="minorHAnsi"/>
+          <w:i/>
+          <w:iCs/>
+          <w:sz w:val="24"/>
+          <w:szCs w:val="24"/>
+        </w:rPr>
+        <w:t>Form</w:t>
       </w:r>
       <w:proofErr w:type="spellEnd"/>
       <w:r>
         <w:rPr>
-          <w:rStyle w:val="Forte"/>
-        </w:rPr>
-        <w:t xml:space="preserve"> faz?</w:t>
-      </w:r>
-      <w:r>
+          <w:rFonts w:cstheme="minorHAnsi"/>
+          <w:i/>
+          <w:iCs/>
+          <w:sz w:val="24"/>
+          <w:szCs w:val="24"/>
+        </w:rPr>
+        <w:t xml:space="preserve"> de contato</w:t>
+      </w:r>
+    </w:p>
+    <w:p>
+      <w:pPr>
+        <w:rPr>
+          <w:rFonts w:cstheme="minorHAnsi"/>
+          <w:b/>
+          <w:bCs/>
+        </w:rPr>
+      </w:pPr>
+      <w:r>
+        <w:rPr>
+          <w:rFonts w:cstheme="minorHAnsi"/>
+          <w:b/>
+          <w:bCs/>
+        </w:rPr>
+        <w:t>CONTE COM A FIRESIDE</w:t>
+      </w:r>
+    </w:p>
+    <w:p>
+      <w:pPr>
+        <w:rPr>
+          <w:rFonts w:cstheme="minorHAnsi"/>
+        </w:rPr>
+      </w:pPr>
+      <w:r>
+        <w:rPr>
+          <w:rFonts w:cstheme="minorHAnsi"/>
+        </w:rPr>
+        <w:t>Segurança começa com planejamento.</w:t>
+      </w:r>
+    </w:p>
+    <w:p>
+      <w:pPr>
+        <w:rPr>
+          <w:rFonts w:cstheme="minorHAnsi"/>
+        </w:rPr>
+      </w:pPr>
+      <w:r>
+        <w:rPr>
+          <w:rFonts w:cstheme="minorHAnsi"/>
+        </w:rPr>
+        <w:t>Desenvolvemos soluções em prevenção e combate a incêndio para proteger seu empreendimento, desde a análise e adequação até a implantação e regularização dos sistemas.</w:t>
+      </w:r>
+    </w:p>
+    <w:p>
+      <w:pPr>
+        <w:rPr>
+          <w:rFonts w:cstheme="minorHAnsi"/>
+        </w:rPr>
+      </w:pPr>
+      <w:r>
+        <w:rPr>
+          <w:rFonts w:cstheme="minorHAnsi"/>
+        </w:rPr>
+        <w:t>Solicite uma avaliação técnica e fale com nossa equipe.</w:t>
+      </w:r>
+      <w:r>
+        <w:rPr>
+          <w:rFonts w:cstheme="minorHAnsi"/>
+        </w:rPr>
         <w:br/>
       </w:r>
       <w:r>
-        <w:t>Soluções completas em segurança contra incêndio.</w:t>
-      </w:r>
-    </w:p>
-    <w:p>
-      <w:pPr>
-        <w:rPr>
-          <w:rFonts w:cstheme="minorHAnsi"/>
-        </w:rPr>
-      </w:pPr>
-      <w:r>
-        <w:rPr>
-          <w:rFonts w:cstheme="minorHAnsi"/>
-        </w:rPr>
-        <w:t>—</w:t>
-      </w:r>
-    </w:p>
-    <w:p>
-      <w:pPr>
-        <w:rPr>
-          <w:rFonts w:cstheme="minorHAnsi"/>
-        </w:rPr>
-      </w:pPr>
-      <w:r>
-        <w:rPr>
-          <w:rStyle w:val="Forte"/>
-        </w:rPr>
-        <w:t>Área Mercantil (Comercial)</w:t>
-      </w:r>
-      <w:r>
+        <w:rPr>
+          <w:rFonts w:cstheme="minorHAnsi"/>
+        </w:rPr>
         <w:br/>
-        <w:t>Elaboração e adequação de projetos de prevenção e combate a incêndio para lojas, supermercados, shoppings e centros comerciais, com foco em fluxo de público, sinalização de emergência, rotas de fuga e regularização junto ao Corpo de Bombeiros.</w:t>
-      </w:r>
-    </w:p>
-    <w:p>
-      <w:pPr>
-        <w:rPr>
-          <w:rFonts w:cstheme="minorHAnsi"/>
-        </w:rPr>
-      </w:pPr>
-      <w:r>
-        <w:rPr>
-          <w:rFonts w:cstheme="minorHAnsi"/>
-        </w:rPr>
-        <w:t>—</w:t>
-      </w:r>
-    </w:p>
-    <w:p>
-      <w:pPr>
-        <w:rPr>
-          <w:rFonts w:cstheme="minorHAnsi"/>
-        </w:rPr>
-      </w:pPr>
-      <w:r>
-        <w:rPr>
-          <w:rStyle w:val="Forte"/>
-        </w:rPr>
-        <w:t>Área Civil (Residencial e Condominial)</w:t>
-      </w:r>
-      <w:r>
-        <w:br/>
-        <w:t>Implantação e atualização de sistemas de hidrantes, extintores, iluminação e sinalização de emergência em condomínios e edificações residenciais, garantindo conformidade normativa e segurança coletiva.</w:t>
-      </w:r>
-    </w:p>
-    <w:p>
-      <w:pPr>
-        <w:rPr>
-          <w:rFonts w:cstheme="minorHAnsi"/>
-        </w:rPr>
-      </w:pPr>
-      <w:r>
-        <w:rPr>
-          <w:rFonts w:cstheme="minorHAnsi"/>
-        </w:rPr>
-        <w:t>—</w:t>
-      </w:r>
-    </w:p>
-    <w:p>
-      <w:pPr>
-        <w:rPr>
-          <w:rFonts w:cstheme="minorHAnsi"/>
-        </w:rPr>
-      </w:pPr>
-      <w:r>
-        <w:rPr>
-          <w:rStyle w:val="Forte"/>
-        </w:rPr>
-        <w:t>Área Industrial</w:t>
-      </w:r>
-      <w:r>
-        <w:br/>
-        <w:t>Dimensionamento técnico de sistemas de combate compatíveis com carga de incêndio e risco operacional, incluindo redes de hidrantes, sprinklers, detectores e planos de emergência específicos para cada atividade produtiva.</w:t>
-      </w:r>
-    </w:p>
-    <w:p>
-      <w:pPr>
-        <w:rPr>
-          <w:rFonts w:cstheme="minorHAnsi"/>
-        </w:rPr>
-      </w:pPr>
-      <w:r>
-        <w:rPr>
-          <w:rFonts w:cstheme="minorHAnsi"/>
-        </w:rPr>
-        <w:t>—</w:t>
-      </w:r>
-    </w:p>
-    <w:p>
-      <w:pPr>
-        <w:rPr>
-          <w:rFonts w:cstheme="minorHAnsi"/>
-        </w:rPr>
-      </w:pPr>
-      <w:r>
-        <w:rPr>
-          <w:rStyle w:val="Forte"/>
-        </w:rPr>
-        <w:lastRenderedPageBreak/>
-        <w:t>Área Hospitalar e Assistencial</w:t>
-      </w:r>
-      <w:r>
-        <w:br/>
-        <w:t>Desenvolvimento de soluções que consideram áreas críticas, evacuação assistida, compartimentação e sistemas de detecção e alarme, assegurando proteção contínua em ambientes de alta complexidade.</w:t>
-      </w:r>
-    </w:p>
-    <w:p>
-      <w:pPr>
-        <w:rPr>
-          <w:rFonts w:cstheme="minorHAnsi"/>
-        </w:rPr>
-      </w:pPr>
-      <w:r>
-        <w:rPr>
-          <w:rFonts w:cstheme="minorHAnsi"/>
-        </w:rPr>
-        <w:t>—</w:t>
-      </w:r>
-    </w:p>
-    <w:p>
-      <w:r>
-        <w:rPr>
-          <w:rStyle w:val="Forte"/>
-        </w:rPr>
-        <w:t>Área Educacional</w:t>
-      </w:r>
-      <w:r>
-        <w:br/>
-        <w:t>Projetos preventivos com foco em grande circulação de pessoas, sinalização estratégica e sistemas de alarme que garantem resposta rápida e organizada em situações de emergência.</w:t>
-      </w:r>
-    </w:p>
-    <w:p/>
-    <w:p>
-      <w:pPr>
-        <w:rPr>
-          <w:rFonts w:cstheme="minorHAnsi"/>
-          <w:i/>
-          <w:iCs/>
-          <w:sz w:val="24"/>
-          <w:szCs w:val="24"/>
-        </w:rPr>
-      </w:pPr>
-      <w:r>
-        <w:rPr>
-          <w:rFonts w:cstheme="minorHAnsi"/>
-          <w:i/>
-          <w:iCs/>
-          <w:sz w:val="24"/>
-          <w:szCs w:val="24"/>
-        </w:rPr>
-        <w:t xml:space="preserve">Sessão </w:t>
-      </w:r>
-      <w:r>
-        <w:rPr>
-          <w:rFonts w:cstheme="minorHAnsi"/>
-          <w:i/>
-          <w:iCs/>
-          <w:sz w:val="24"/>
-          <w:szCs w:val="24"/>
-        </w:rPr>
-        <w:t>3</w:t>
-      </w:r>
-      <w:r>
-        <w:rPr>
-          <w:rFonts w:cstheme="minorHAnsi"/>
-          <w:i/>
-          <w:iCs/>
-          <w:sz w:val="24"/>
-          <w:szCs w:val="24"/>
-        </w:rPr>
-        <w:t xml:space="preserve"> – </w:t>
-      </w:r>
-      <w:proofErr w:type="spellStart"/>
-      <w:r>
-        <w:rPr>
-          <w:rFonts w:cstheme="minorHAnsi"/>
-          <w:i/>
-          <w:iCs/>
-          <w:sz w:val="24"/>
-          <w:szCs w:val="24"/>
-        </w:rPr>
-        <w:t>Slider</w:t>
-      </w:r>
-      <w:proofErr w:type="spellEnd"/>
-      <w:r>
-        <w:rPr>
-          <w:rFonts w:cstheme="minorHAnsi"/>
-          <w:i/>
-          <w:iCs/>
-          <w:sz w:val="24"/>
-          <w:szCs w:val="24"/>
-        </w:rPr>
-        <w:t xml:space="preserve"> clientes e empresas parceiras</w:t>
-      </w:r>
-    </w:p>
-    <w:p>
-      <w:r>
-        <w:rPr>
-          <w:rStyle w:val="Forte"/>
-        </w:rPr>
-        <w:t>Nossos Clientes</w:t>
-      </w:r>
-      <w:r>
-        <w:br/>
-      </w:r>
-      <w:r>
-        <w:t>Confiança construída com responsabilidade técnica.</w:t>
-      </w:r>
-    </w:p>
-    <w:p>
-      <w:pPr>
-        <w:rPr>
-          <w:rFonts w:cstheme="minorHAnsi"/>
-        </w:rPr>
-      </w:pPr>
-      <w:r>
-        <w:rPr>
-          <w:rFonts w:cstheme="minorHAnsi"/>
-        </w:rPr>
-        <w:t>—</w:t>
-      </w:r>
-    </w:p>
-    <w:p>
-      <w:r>
-        <w:rPr>
-          <w:rStyle w:val="Forte"/>
-        </w:rPr>
-        <w:t>Empresas Parceiras</w:t>
-      </w:r>
-      <w:r>
-        <w:br/>
-      </w:r>
-      <w:r>
-        <w:t>Qualidade e certificação em cada projeto.</w:t>
-      </w:r>
-    </w:p>
-    <w:p/>
-    <w:p>
-      <w:pPr>
-        <w:rPr>
-          <w:rFonts w:cstheme="minorHAnsi"/>
-          <w:i/>
-          <w:iCs/>
-          <w:sz w:val="24"/>
-          <w:szCs w:val="24"/>
-        </w:rPr>
-      </w:pPr>
-      <w:r>
-        <w:rPr>
-          <w:rFonts w:cstheme="minorHAnsi"/>
-          <w:i/>
-          <w:iCs/>
-          <w:sz w:val="24"/>
-          <w:szCs w:val="24"/>
-        </w:rPr>
-        <w:t xml:space="preserve">Sessão </w:t>
-      </w:r>
-      <w:r>
-        <w:rPr>
-          <w:rFonts w:cstheme="minorHAnsi"/>
-          <w:i/>
-          <w:iCs/>
-          <w:sz w:val="24"/>
-          <w:szCs w:val="24"/>
-        </w:rPr>
-        <w:t>4</w:t>
-      </w:r>
-      <w:r>
-        <w:rPr>
-          <w:rFonts w:cstheme="minorHAnsi"/>
-          <w:i/>
-          <w:iCs/>
-          <w:sz w:val="24"/>
-          <w:szCs w:val="24"/>
-        </w:rPr>
-        <w:t xml:space="preserve"> – </w:t>
-      </w:r>
-      <w:proofErr w:type="spellStart"/>
-      <w:r>
-        <w:rPr>
-          <w:rFonts w:cstheme="minorHAnsi"/>
-          <w:i/>
-          <w:iCs/>
-          <w:sz w:val="24"/>
-          <w:szCs w:val="24"/>
-        </w:rPr>
-        <w:t>Form</w:t>
-      </w:r>
-      <w:proofErr w:type="spellEnd"/>
-      <w:r>
-        <w:rPr>
-          <w:rFonts w:cstheme="minorHAnsi"/>
-          <w:i/>
-          <w:iCs/>
-          <w:sz w:val="24"/>
-          <w:szCs w:val="24"/>
-        </w:rPr>
-        <w:t xml:space="preserve"> de contato</w:t>
-      </w:r>
-    </w:p>
-    <w:p>
-      <w:pPr>
-        <w:rPr>
-          <w:rFonts w:cstheme="minorHAnsi"/>
-          <w:b/>
-          <w:bCs/>
-        </w:rPr>
-      </w:pPr>
-      <w:r>
-        <w:rPr>
-          <w:rFonts w:cstheme="minorHAnsi"/>
-          <w:b/>
-          <w:bCs/>
-        </w:rPr>
-        <w:t>Vamos conversar?</w:t>
-      </w:r>
-    </w:p>
-    <w:p>
-      <w:pPr>
-        <w:rPr>
-          <w:rFonts w:cstheme="minorHAnsi"/>
-        </w:rPr>
-      </w:pPr>
-      <w:r>
-        <w:rPr>
-          <w:rFonts w:cstheme="minorHAnsi"/>
-        </w:rPr>
-        <w:t>Especialistas em regularização e adequação contra incêndio.</w:t>
-      </w:r>
-    </w:p>
-    <w:p>
-      <w:pPr>
-        <w:rPr>
-          <w:rFonts w:cstheme="minorHAnsi"/>
-        </w:rPr>
-      </w:pPr>
-      <w:r>
-        <w:rPr>
-          <w:rFonts w:cstheme="minorHAnsi"/>
-        </w:rPr>
-        <w:t>Atendimento ágil e responsável.</w:t>
-      </w:r>
-    </w:p>
-    <w:p>
-      <w:pPr>
-        <w:rPr>
-          <w:rFonts w:cstheme="minorHAnsi"/>
-        </w:rPr>
-      </w:pPr>
+      </w:r>
       <w:r>
         <w:rPr>
           <w:rFonts w:cstheme="minorHAnsi"/>
@@ -650,6 +964,13 @@
         </w:rPr>
         <w:t>Solicitar Avaliação</w:t>
       </w:r>
+    </w:p>
+    <w:p>
+      <w:pPr>
+        <w:rPr>
+          <w:rFonts w:cstheme="minorHAnsi"/>
+        </w:rPr>
+      </w:pPr>
     </w:p>
     <w:p>
       <w:pPr>
@@ -727,32 +1048,50 @@
           <w:sz w:val="24"/>
           <w:szCs w:val="24"/>
         </w:rPr>
-        <w:t xml:space="preserve">Objetivo </w:t>
+        <w:t>Hero + texto corrido</w:t>
+      </w:r>
+    </w:p>
+    <w:p>
+      <w:r>
+        <w:t>SOBRE NÓS</w:t>
+      </w:r>
+    </w:p>
+    <w:p>
+      <w:r>
+        <w:t>Segurança contra incêndio com conhecimento técnico e responsabilidade</w:t>
+      </w:r>
+      <w:r>
+        <w:br/>
+      </w:r>
+    </w:p>
+    <w:p>
+      <w:r>
+        <w:lastRenderedPageBreak/>
+        <w:t xml:space="preserve">A </w:t>
       </w:r>
       <w:proofErr w:type="spellStart"/>
       <w:r>
-        <w:rPr>
-          <w:rFonts w:cstheme="minorHAnsi"/>
-          <w:i/>
-          <w:iCs/>
-          <w:sz w:val="24"/>
-          <w:szCs w:val="24"/>
-        </w:rPr>
-        <w:t>fire</w:t>
+        <w:t>Fireside</w:t>
       </w:r>
       <w:proofErr w:type="spellEnd"/>
-    </w:p>
-    <w:p>
-      <w:r>
-        <w:t xml:space="preserve">Começamos a </w:t>
-      </w:r>
-      <w:proofErr w:type="spellStart"/>
-      <w:r>
-        <w:t>Fireside</w:t>
-      </w:r>
-      <w:proofErr w:type="spellEnd"/>
-      <w:r>
-        <w:t xml:space="preserve"> com o objetivo de oferecer soluções completas em segurança contra incêndio, unindo conhecimento técnico, conformidade normativa e compromisso com a proteção de vidas e patrimônios. Atuamos com projetos, regularizações e implantação de sistemas preventivos, sempre com responsabilidade e atenção aos detalhes.</w:t>
+      <w:r>
+        <w:t xml:space="preserve"> nasceu com o propósito de oferecer soluções completas em segurança contra incêndio, unindo conhecimento técnico, conformidade normativa e compromisso com a proteção de vidas e patrimônios.</w:t>
+      </w:r>
+      <w:r>
+        <w:br/>
+      </w:r>
+    </w:p>
+    <w:p>
+      <w:r>
+        <w:t>Atuamos no desenvolvimento de projetos, adequação, implantação e regularização de sistemas de prevenção e combate a incêndio, considerando as características e necessidades de cada empreendimento.</w:t>
+      </w:r>
+      <w:r>
+        <w:br/>
+      </w:r>
+    </w:p>
+    <w:p>
+      <w:r>
+        <w:t>Nosso trabalho é baseado em responsabilidade técnica, atenção aos detalhes e busca por soluções eficientes, contribuindo para ambientes mais seguros e preparados para situações de emergência.</w:t>
       </w:r>
     </w:p>
     <w:p/>
@@ -815,24 +1154,70 @@
         <w:rPr>
           <w:rStyle w:val="Forte"/>
         </w:rPr>
-        <w:lastRenderedPageBreak/>
         <w:t>Tecnologia</w:t>
       </w:r>
       <w:r>
         <w:br/>
-        <w:t>Utilizamos sistemas modernos de detecção, alarme e combate a incêndio, com equipamentos certificados e soluções atualizadas conforme as normas técnicas vigentes.</w:t>
-      </w:r>
-      <w:r>
+      </w:r>
+      <w:r>
+        <w:t>Utilizamos sistemas modernos de detecção, alarme e combate a incêndio, com equipamentos certificados e soluções atualizadas de acordo com as normas técnicas aplicáveis.</w:t>
+      </w:r>
+    </w:p>
+    <w:p>
+      <w:pPr>
+        <w:rPr>
+          <w:rFonts w:cstheme="minorHAnsi"/>
+        </w:rPr>
+      </w:pPr>
+      <w:r>
+        <w:rPr>
+          <w:rFonts w:cstheme="minorHAnsi"/>
+        </w:rPr>
+        <w:t>—</w:t>
+      </w:r>
+    </w:p>
+    <w:p>
+      <w:pPr>
+        <w:rPr>
+          <w:rFonts w:cstheme="minorHAnsi"/>
+        </w:rPr>
+      </w:pPr>
+      <w:r>
+        <w:rPr>
+          <w:rStyle w:val="Forte"/>
+        </w:rPr>
+        <w:t>Equipe Especializada</w:t>
+      </w:r>
+      <w:r>
+        <w:rPr>
+          <w:rStyle w:val="Forte"/>
+        </w:rPr>
         <w:br/>
-        <w:t>(Ícone: chip + chama ou sistema digital)</w:t>
-      </w:r>
-    </w:p>
-    <w:p>
-      <w:pPr>
-        <w:rPr>
-          <w:rFonts w:cstheme="minorHAnsi"/>
-        </w:rPr>
-      </w:pPr>
+      </w:r>
+      <w:r>
+        <w:rPr>
+          <w:rStyle w:val="Forte"/>
+          <w:b w:val="0"/>
+          <w:bCs w:val="0"/>
+        </w:rPr>
+        <w:t>Contamos com profissionais qualificados e atualizados para realizar análises, dimensionamentos e execuções com segurança e precisão em cada projeto.</w:t>
+      </w:r>
+      <w:r>
+        <w:rPr>
+          <w:rStyle w:val="Forte"/>
+          <w:b w:val="0"/>
+          <w:bCs w:val="0"/>
+        </w:rPr>
+        <w:br/>
+      </w:r>
+      <w:r>
+        <w:rPr>
+          <w:rStyle w:val="Forte"/>
+          <w:b w:val="0"/>
+          <w:bCs w:val="0"/>
+        </w:rPr>
+        <w:br/>
+      </w:r>
       <w:r>
         <w:rPr>
           <w:rFonts w:cstheme="minorHAnsi"/>
@@ -848,147 +1233,67 @@
       </w:pPr>
       <w:r>
         <w:rPr>
-          <w:rStyle w:val="Forte"/>
-        </w:rPr>
-        <w:t>Equipe Especializada</w:t>
-      </w:r>
-      <w:r>
-        <w:rPr>
-          <w:rStyle w:val="Forte"/>
+          <w:rFonts w:cstheme="minorHAnsi"/>
+          <w:b/>
+          <w:bCs/>
+        </w:rPr>
+        <w:t>Qualidade Técnica</w:t>
+      </w:r>
+      <w:r>
+        <w:rPr>
+          <w:rFonts w:cstheme="minorHAnsi"/>
+          <w:b/>
+          <w:bCs/>
         </w:rPr>
         <w:br/>
       </w:r>
       <w:r>
         <w:rPr>
-          <w:rStyle w:val="Forte"/>
-          <w:b w:val="0"/>
-          <w:bCs w:val="0"/>
-        </w:rPr>
-        <w:t>Profissionais qualificados e atualizados para análise de risco, dimensionamento e execução segura de cada projeto.</w:t>
-      </w:r>
-      <w:r>
-        <w:rPr>
-          <w:rStyle w:val="Forte"/>
-          <w:b w:val="0"/>
-          <w:bCs w:val="0"/>
+          <w:rFonts w:cstheme="minorHAnsi"/>
+        </w:rPr>
+        <w:t>Cada instalação passa por verificações criteriosas, buscando garantir desempenho, durabilidade, segurança e atendimento aos requisitos técnicos aplicáveis.</w:t>
+      </w:r>
+    </w:p>
+    <w:p>
+      <w:pPr>
+        <w:rPr>
+          <w:rFonts w:cstheme="minorHAnsi"/>
+        </w:rPr>
+      </w:pPr>
+      <w:r>
+        <w:rPr>
+          <w:rFonts w:cstheme="minorHAnsi"/>
+        </w:rPr>
+        <w:t>—</w:t>
+      </w:r>
+    </w:p>
+    <w:p>
+      <w:pPr>
+        <w:rPr>
+          <w:rFonts w:cstheme="minorHAnsi"/>
+        </w:rPr>
+      </w:pPr>
+      <w:r>
+        <w:rPr>
+          <w:rFonts w:cstheme="minorHAnsi"/>
+          <w:b/>
+          <w:bCs/>
+        </w:rPr>
+        <w:t>Soluções Completas</w:t>
+      </w:r>
+      <w:r>
+        <w:rPr>
+          <w:rFonts w:cstheme="minorHAnsi"/>
+          <w:b/>
+          <w:bCs/>
         </w:rPr>
         <w:br/>
       </w:r>
       <w:r>
         <w:rPr>
-          <w:rStyle w:val="Forte"/>
-          <w:b w:val="0"/>
-          <w:bCs w:val="0"/>
-        </w:rPr>
-        <w:t>(Ícone: capacete técnico ou equipe)</w:t>
-      </w:r>
-    </w:p>
-    <w:p>
-      <w:pPr>
-        <w:rPr>
-          <w:rFonts w:cstheme="minorHAnsi"/>
-        </w:rPr>
-      </w:pPr>
-      <w:r>
-        <w:rPr>
-          <w:rFonts w:cstheme="minorHAnsi"/>
-        </w:rPr>
-        <w:t>—</w:t>
-      </w:r>
-    </w:p>
-    <w:p>
-      <w:pPr>
-        <w:rPr>
-          <w:rFonts w:cstheme="minorHAnsi"/>
-        </w:rPr>
-      </w:pPr>
-      <w:r>
-        <w:rPr>
-          <w:rFonts w:cstheme="minorHAnsi"/>
-          <w:b/>
-          <w:bCs/>
-        </w:rPr>
-        <w:t>Qualidade Técnica</w:t>
-      </w:r>
-      <w:r>
-        <w:rPr>
-          <w:rFonts w:cstheme="minorHAnsi"/>
-          <w:b/>
-          <w:bCs/>
-        </w:rPr>
-        <w:br/>
-      </w:r>
-      <w:r>
-        <w:rPr>
-          <w:rFonts w:cstheme="minorHAnsi"/>
-        </w:rPr>
-        <w:t>Cada instalação passa por verificação criteriosa, garantindo desempenho, durabilidade e conformidade.</w:t>
-      </w:r>
-      <w:r>
-        <w:rPr>
-          <w:rFonts w:cstheme="minorHAnsi"/>
-        </w:rPr>
-        <w:br/>
-      </w:r>
-      <w:r>
-        <w:rPr>
-          <w:rFonts w:cstheme="minorHAnsi"/>
-        </w:rPr>
-        <w:t>(Ícone: selo de qualidade ou checklist)</w:t>
-      </w:r>
-    </w:p>
-    <w:p>
-      <w:pPr>
-        <w:rPr>
-          <w:rFonts w:cstheme="minorHAnsi"/>
-        </w:rPr>
-      </w:pPr>
-      <w:r>
-        <w:rPr>
-          <w:rFonts w:cstheme="minorHAnsi"/>
-        </w:rPr>
-        <w:t>—</w:t>
-      </w:r>
-    </w:p>
-    <w:p>
-      <w:pPr>
-        <w:rPr>
-          <w:rFonts w:cstheme="minorHAnsi"/>
-        </w:rPr>
-      </w:pPr>
-      <w:r>
-        <w:rPr>
-          <w:rFonts w:cstheme="minorHAnsi"/>
-          <w:b/>
-          <w:bCs/>
-        </w:rPr>
-        <w:t>Soluções Completas</w:t>
-      </w:r>
-      <w:r>
-        <w:rPr>
-          <w:rFonts w:cstheme="minorHAnsi"/>
-          <w:b/>
-          <w:bCs/>
-        </w:rPr>
-        <w:br/>
-      </w:r>
-      <w:r>
-        <w:rPr>
-          <w:rFonts w:cstheme="minorHAnsi"/>
-        </w:rPr>
-        <w:t>Atuamos do projeto à regularização final, oferecendo acompanhamento técnico em todas as etapas.</w:t>
-      </w:r>
-      <w:r>
-        <w:rPr>
-          <w:rFonts w:cstheme="minorHAnsi"/>
-        </w:rPr>
-        <w:br/>
-      </w:r>
-      <w:r>
-        <w:rPr>
-          <w:rFonts w:cstheme="minorHAnsi"/>
-        </w:rPr>
-        <w:t>(Ícone: fluxo/processo ou diagrama)</w:t>
+          <w:rFonts w:cstheme="minorHAnsi"/>
+        </w:rPr>
+        <w:t>Atuamos em diferentes etapas do processo, do projeto e adequação à implantação e regularização, oferecendo acompanhamento técnico conforme a necessidade de cada empreendimento.</w:t>
       </w:r>
     </w:p>
     <w:p>
@@ -1037,19 +1342,49 @@
       <w:r>
         <w:t xml:space="preserve">. </w:t>
       </w:r>
-    </w:p>
-    <w:p>
-      <w:pPr>
-        <w:rPr>
-          <w:rFonts w:cstheme="minorHAnsi"/>
-        </w:rPr>
-      </w:pPr>
+      <w:r>
+        <w:br/>
+      </w:r>
+      <w:r>
+        <w:br/>
+      </w:r>
+      <w:r>
+        <w:lastRenderedPageBreak/>
+        <w:t xml:space="preserve">Confira registros de instalações, adequações e soluções de segurança contra incêndio desenvolvidas pela nossa equipe em diferentes </w:t>
+      </w:r>
+      <w:proofErr w:type="spellStart"/>
+      <w:r>
+        <w:t>empreendimentos</w:t>
+      </w:r>
+      <w:proofErr w:type="spellEnd"/>
+      <w:r>
+        <w:t>.</w:t>
+      </w:r>
+    </w:p>
+    <w:p>
+      <w:pPr>
+        <w:rPr>
+          <w:rFonts w:cstheme="minorHAnsi"/>
+        </w:rPr>
+      </w:pPr>
+      <w:r>
+        <w:rPr>
+          <w:rFonts w:cstheme="minorHAnsi"/>
+        </w:rPr>
+        <w:t xml:space="preserve">** </w:t>
+      </w:r>
       <w:r>
         <w:rPr>
           <w:rFonts w:cstheme="minorHAnsi"/>
         </w:rPr>
         <w:t>A ideia é juntar todos os vídeos e imagens dos projetos já trabalhados</w:t>
       </w:r>
+      <w:r>
+        <w:rPr>
+          <w:rFonts w:cstheme="minorHAnsi"/>
+        </w:rPr>
+        <w:t xml:space="preserve"> **</w:t>
+      </w:r>
     </w:p>
     <w:p>
       <w:pPr>
@@ -1125,6 +1460,8 @@
       <w:pPr>
         <w:rPr>
           <w:rFonts w:cstheme="minorHAnsi"/>
+          <w:b/>
+          <w:bCs/>
         </w:rPr>
       </w:pPr>
       <w:r>
@@ -1157,7 +1494,34 @@
         <w:rPr>
           <w:rFonts w:cstheme="minorHAnsi"/>
         </w:rPr>
-        <w:t>Transformamos responsabilidade técnica e tecnologia aplicada em soluções seguras e eficientes para o seu empreendimento. Nossa equipe está pronta para analisar sua necessidade e orientar cada etapa da adequação ou regularização.</w:t>
+        <w:t>Transformamos conhecimento técnico em soluções seguras e eficientes.</w:t>
+      </w:r>
+    </w:p>
+    <w:p>
+      <w:pPr>
+        <w:rPr>
+          <w:rFonts w:cstheme="minorHAnsi"/>
+        </w:rPr>
+      </w:pPr>
+      <w:r>
+        <w:rPr>
+          <w:rFonts w:cstheme="minorHAnsi"/>
+        </w:rPr>
+        <w:t xml:space="preserve">Conte com a </w:t>
+      </w:r>
+      <w:proofErr w:type="spellStart"/>
+      <w:r>
+        <w:rPr>
+          <w:rFonts w:cstheme="minorHAnsi"/>
+        </w:rPr>
+        <w:t>Fireside</w:t>
+      </w:r>
+      <w:proofErr w:type="spellEnd"/>
+      <w:r>
+        <w:rPr>
+          <w:rFonts w:cstheme="minorHAnsi"/>
+        </w:rPr>
+        <w:t xml:space="preserve"> para desenvolver, adequar e implantar soluções de prevenção e combate a incêndio de acordo com as necessidades do seu empreendimento.</w:t>
       </w:r>
     </w:p>
     <w:p>
@@ -1192,6 +1556,824 @@
         </w:rPr>
         <w:t>Solicitar Avaliação Técnica</w:t>
       </w:r>
+    </w:p>
+    <w:p>
+      <w:pPr>
+        <w:rPr>
+          <w:rFonts w:cstheme="minorHAnsi"/>
+          <w:b/>
+          <w:bCs/>
+        </w:rPr>
+      </w:pPr>
+    </w:p>
+    <w:p>
+      <w:pPr>
+        <w:rPr>
+          <w:rFonts w:cstheme="minorHAnsi"/>
+          <w:b/>
+          <w:bCs/>
+        </w:rPr>
+      </w:pPr>
+    </w:p>
+    <w:p>
+      <w:pPr>
+        <w:rPr>
+          <w:rFonts w:cstheme="minorHAnsi"/>
+          <w:b/>
+          <w:bCs/>
+          <w:sz w:val="28"/>
+          <w:szCs w:val="28"/>
+        </w:rPr>
+      </w:pPr>
+      <w:r>
+        <w:rPr>
+          <w:rFonts w:cstheme="minorHAnsi"/>
+          <w:b/>
+          <w:bCs/>
+          <w:sz w:val="28"/>
+          <w:szCs w:val="28"/>
+        </w:rPr>
+        <w:t xml:space="preserve">Hub de </w:t>
+      </w:r>
+      <w:r>
+        <w:rPr>
+          <w:rFonts w:cstheme="minorHAnsi"/>
+          <w:b/>
+          <w:bCs/>
+          <w:sz w:val="28"/>
+          <w:szCs w:val="28"/>
+        </w:rPr>
+        <w:t>S</w:t>
+      </w:r>
+      <w:r>
+        <w:rPr>
+          <w:rFonts w:cstheme="minorHAnsi"/>
+          <w:b/>
+          <w:bCs/>
+          <w:sz w:val="28"/>
+          <w:szCs w:val="28"/>
+        </w:rPr>
+        <w:t>erviços</w:t>
+      </w:r>
+      <w:r>
+        <w:rPr>
+          <w:rFonts w:cstheme="minorHAnsi"/>
+          <w:b/>
+          <w:bCs/>
+          <w:sz w:val="28"/>
+          <w:szCs w:val="28"/>
+        </w:rPr>
+        <w:t>:</w:t>
+      </w:r>
+    </w:p>
+    <w:p>
+      <w:pPr>
+        <w:rPr>
+          <w:rFonts w:cstheme="minorHAnsi"/>
+          <w:i/>
+          <w:iCs/>
+          <w:sz w:val="24"/>
+          <w:szCs w:val="24"/>
+        </w:rPr>
+      </w:pPr>
+      <w:r>
+        <w:rPr>
+          <w:rFonts w:cstheme="minorHAnsi"/>
+          <w:i/>
+          <w:iCs/>
+          <w:sz w:val="24"/>
+          <w:szCs w:val="24"/>
+        </w:rPr>
+        <w:t xml:space="preserve">Sessão </w:t>
+      </w:r>
+      <w:r>
+        <w:rPr>
+          <w:rFonts w:cstheme="minorHAnsi"/>
+          <w:i/>
+          <w:iCs/>
+          <w:sz w:val="24"/>
+          <w:szCs w:val="24"/>
+        </w:rPr>
+        <w:t>Hero</w:t>
+      </w:r>
+      <w:r>
+        <w:rPr>
+          <w:rFonts w:cstheme="minorHAnsi"/>
+          <w:i/>
+          <w:iCs/>
+          <w:sz w:val="24"/>
+          <w:szCs w:val="24"/>
+        </w:rPr>
+        <w:t xml:space="preserve"> </w:t>
+      </w:r>
+    </w:p>
+    <w:p>
+      <w:pPr>
+        <w:rPr>
+          <w:rFonts w:cstheme="minorHAnsi"/>
+          <w:sz w:val="24"/>
+          <w:szCs w:val="24"/>
+        </w:rPr>
+      </w:pPr>
+      <w:r>
+        <w:rPr>
+          <w:rFonts w:cstheme="minorHAnsi"/>
+          <w:sz w:val="24"/>
+          <w:szCs w:val="24"/>
+        </w:rPr>
+        <w:t>NOSSOS SERVIÇOS</w:t>
+      </w:r>
+    </w:p>
+    <w:p>
+      <w:pPr>
+        <w:rPr>
+          <w:rFonts w:cstheme="minorHAnsi"/>
+          <w:sz w:val="24"/>
+          <w:szCs w:val="24"/>
+        </w:rPr>
+      </w:pPr>
+      <w:r>
+        <w:rPr>
+          <w:rFonts w:cstheme="minorHAnsi"/>
+          <w:sz w:val="24"/>
+          <w:szCs w:val="24"/>
+        </w:rPr>
+        <w:t>Conheça mais sobre nosso trabalho</w:t>
+      </w:r>
+      <w:r>
+        <w:rPr>
+          <w:rFonts w:cstheme="minorHAnsi"/>
+          <w:sz w:val="24"/>
+          <w:szCs w:val="24"/>
+        </w:rPr>
+        <w:br/>
+      </w:r>
+    </w:p>
+    <w:p>
+      <w:pPr>
+        <w:rPr>
+          <w:rFonts w:cstheme="minorHAnsi"/>
+          <w:i/>
+          <w:iCs/>
+          <w:sz w:val="24"/>
+          <w:szCs w:val="24"/>
+        </w:rPr>
+      </w:pPr>
+      <w:r>
+        <w:rPr>
+          <w:rFonts w:cstheme="minorHAnsi"/>
+          <w:i/>
+          <w:iCs/>
+          <w:sz w:val="24"/>
+          <w:szCs w:val="24"/>
+        </w:rPr>
+        <w:t xml:space="preserve">Sessão </w:t>
+      </w:r>
+      <w:r>
+        <w:rPr>
+          <w:rFonts w:cstheme="minorHAnsi"/>
+          <w:i/>
+          <w:iCs/>
+          <w:sz w:val="24"/>
+          <w:szCs w:val="24"/>
+        </w:rPr>
+        <w:t>1</w:t>
+      </w:r>
+      <w:r>
+        <w:rPr>
+          <w:rFonts w:cstheme="minorHAnsi"/>
+          <w:i/>
+          <w:iCs/>
+          <w:sz w:val="24"/>
+          <w:szCs w:val="24"/>
+        </w:rPr>
+        <w:t xml:space="preserve"> – </w:t>
+      </w:r>
+      <w:r>
+        <w:rPr>
+          <w:rFonts w:cstheme="minorHAnsi"/>
+          <w:i/>
+          <w:iCs/>
+          <w:sz w:val="24"/>
+          <w:szCs w:val="24"/>
+        </w:rPr>
+        <w:t>sobre nosso trabalho</w:t>
+      </w:r>
+      <w:r>
+        <w:rPr>
+          <w:rFonts w:cstheme="minorHAnsi"/>
+          <w:i/>
+          <w:iCs/>
+          <w:sz w:val="24"/>
+          <w:szCs w:val="24"/>
+        </w:rPr>
+        <w:t xml:space="preserve"> </w:t>
+      </w:r>
+    </w:p>
+    <w:p>
+      <w:pPr>
+        <w:rPr>
+          <w:rFonts w:cstheme="minorHAnsi"/>
+        </w:rPr>
+      </w:pPr>
+      <w:r>
+        <w:rPr>
+          <w:rFonts w:cstheme="minorHAnsi"/>
+        </w:rPr>
+        <w:t xml:space="preserve">A </w:t>
+      </w:r>
+      <w:proofErr w:type="spellStart"/>
+      <w:r>
+        <w:rPr>
+          <w:rFonts w:cstheme="minorHAnsi"/>
+        </w:rPr>
+        <w:t>Fireside</w:t>
+      </w:r>
+      <w:proofErr w:type="spellEnd"/>
+      <w:r>
+        <w:rPr>
+          <w:rFonts w:cstheme="minorHAnsi"/>
+        </w:rPr>
+        <w:t xml:space="preserve"> oferece soluções completas em prevenção e combate a incêndio, desde a implantação e adequação de sistemas até a manutenção e regularização de edificações.</w:t>
+      </w:r>
+    </w:p>
+    <w:p>
+      <w:pPr>
+        <w:rPr>
+          <w:rFonts w:cstheme="minorHAnsi"/>
+        </w:rPr>
+      </w:pPr>
+      <w:r>
+        <w:rPr>
+          <w:rFonts w:cstheme="minorHAnsi"/>
+        </w:rPr>
+        <w:t>Atuamos de forma técnica e personalizada, considerando as características, necessidades e exigências de cada empreendimento.</w:t>
+      </w:r>
+    </w:p>
+    <w:p>
+      <w:pPr>
+        <w:rPr>
+          <w:rFonts w:cstheme="minorHAnsi"/>
+        </w:rPr>
+      </w:pPr>
+    </w:p>
+    <w:p>
+      <w:pPr>
+        <w:rPr>
+          <w:rFonts w:cstheme="minorHAnsi"/>
+          <w:i/>
+          <w:iCs/>
+          <w:sz w:val="24"/>
+          <w:szCs w:val="24"/>
+        </w:rPr>
+      </w:pPr>
+      <w:r>
+        <w:rPr>
+          <w:rFonts w:cstheme="minorHAnsi"/>
+          <w:i/>
+          <w:iCs/>
+          <w:sz w:val="24"/>
+          <w:szCs w:val="24"/>
+        </w:rPr>
+        <w:t xml:space="preserve">Sessão </w:t>
+      </w:r>
+      <w:r>
+        <w:rPr>
+          <w:rFonts w:cstheme="minorHAnsi"/>
+          <w:i/>
+          <w:iCs/>
+          <w:sz w:val="24"/>
+          <w:szCs w:val="24"/>
+        </w:rPr>
+        <w:t>2</w:t>
+      </w:r>
+      <w:r>
+        <w:rPr>
+          <w:rFonts w:cstheme="minorHAnsi"/>
+          <w:i/>
+          <w:iCs/>
+          <w:sz w:val="24"/>
+          <w:szCs w:val="24"/>
+        </w:rPr>
+        <w:t xml:space="preserve"> – </w:t>
+      </w:r>
+      <w:r>
+        <w:rPr>
+          <w:rFonts w:cstheme="minorHAnsi"/>
+          <w:i/>
+          <w:iCs/>
+          <w:sz w:val="24"/>
+          <w:szCs w:val="24"/>
+        </w:rPr>
+        <w:t>Listagem dos serviços</w:t>
+      </w:r>
+    </w:p>
+    <w:p>
+      <w:pPr>
+        <w:rPr>
+          <w:rFonts w:cstheme="minorHAnsi"/>
+        </w:rPr>
+      </w:pPr>
+      <w:r>
+        <w:rPr>
+          <w:rFonts w:cstheme="minorHAnsi"/>
+          <w:b/>
+          <w:bCs/>
+        </w:rPr>
+        <w:t>Sistema de Alarme de Incêndio</w:t>
+      </w:r>
+    </w:p>
+    <w:p>
+      <w:pPr>
+        <w:rPr>
+          <w:rFonts w:cstheme="minorHAnsi"/>
+        </w:rPr>
+      </w:pPr>
+      <w:r>
+        <w:rPr>
+          <w:rFonts w:cstheme="minorHAnsi"/>
+        </w:rPr>
+        <w:t>Projetamos e instalamos sistemas de detecção e alarme de incêndio, proporcionando identificação rápida de situações de emergência e acionamento adequado dos dispositivos de segurança.</w:t>
+      </w:r>
+    </w:p>
+    <w:p>
+      <w:pPr>
+        <w:rPr>
+          <w:rFonts w:cstheme="minorHAnsi"/>
+          <w:i/>
+          <w:iCs/>
+        </w:rPr>
+      </w:pPr>
+      <w:r>
+        <w:rPr>
+          <w:rFonts w:cstheme="minorHAnsi"/>
+          <w:i/>
+          <w:iCs/>
+        </w:rPr>
+        <w:t>Saiba mais</w:t>
+      </w:r>
+    </w:p>
+    <w:p>
+      <w:pPr>
+        <w:rPr>
+          <w:rFonts w:cstheme="minorHAnsi"/>
+        </w:rPr>
+      </w:pPr>
+      <w:r>
+        <w:rPr>
+          <w:rFonts w:cstheme="minorHAnsi"/>
+        </w:rPr>
+        <w:t>—</w:t>
+      </w:r>
+    </w:p>
+    <w:p>
+      <w:pPr>
+        <w:rPr>
+          <w:rFonts w:cstheme="minorHAnsi"/>
+          <w:b/>
+          <w:bCs/>
+        </w:rPr>
+      </w:pPr>
+      <w:r>
+        <w:rPr>
+          <w:rFonts w:cstheme="minorHAnsi"/>
+          <w:b/>
+          <w:bCs/>
+        </w:rPr>
+        <w:t>Pressurização de Escadas de Emergência</w:t>
+      </w:r>
+    </w:p>
+    <w:p>
+      <w:pPr>
+        <w:rPr>
+          <w:rFonts w:cstheme="minorHAnsi"/>
+        </w:rPr>
+      </w:pPr>
+      <w:r>
+        <w:rPr>
+          <w:rFonts w:cstheme="minorHAnsi"/>
+        </w:rPr>
+        <w:t>Desenvolvemos e implantamos sistemas de pressurização para escadas de emergência, contribuindo para a proteção das rotas de fuga e para uma evacuação mais segura da edificação.</w:t>
+      </w:r>
+    </w:p>
+    <w:p>
+      <w:pPr>
+        <w:rPr>
+          <w:rFonts w:cstheme="minorHAnsi"/>
+          <w:i/>
+          <w:iCs/>
+        </w:rPr>
+      </w:pPr>
+      <w:r>
+        <w:rPr>
+          <w:rFonts w:cstheme="minorHAnsi"/>
+          <w:i/>
+          <w:iCs/>
+        </w:rPr>
+        <w:lastRenderedPageBreak/>
+        <w:t>Saiba mais</w:t>
+      </w:r>
+    </w:p>
+    <w:p>
+      <w:pPr>
+        <w:rPr>
+          <w:rFonts w:cstheme="minorHAnsi"/>
+        </w:rPr>
+      </w:pPr>
+      <w:r>
+        <w:rPr>
+          <w:rFonts w:cstheme="minorHAnsi"/>
+        </w:rPr>
+        <w:t>—</w:t>
+      </w:r>
+    </w:p>
+    <w:p>
+      <w:pPr>
+        <w:rPr>
+          <w:rFonts w:cstheme="minorHAnsi"/>
+        </w:rPr>
+      </w:pPr>
+    </w:p>
+    <w:p>
+      <w:pPr>
+        <w:rPr>
+          <w:rFonts w:cstheme="minorHAnsi"/>
+          <w:b/>
+          <w:bCs/>
+        </w:rPr>
+      </w:pPr>
+      <w:r>
+        <w:rPr>
+          <w:rFonts w:cstheme="minorHAnsi"/>
+          <w:b/>
+          <w:bCs/>
+        </w:rPr>
+        <w:t>Manutenção de Sistemas</w:t>
+      </w:r>
+    </w:p>
+    <w:p>
+      <w:pPr>
+        <w:rPr>
+          <w:rFonts w:cstheme="minorHAnsi"/>
+        </w:rPr>
+      </w:pPr>
+      <w:r>
+        <w:rPr>
+          <w:rFonts w:cstheme="minorHAnsi"/>
+        </w:rPr>
+        <w:t>Realizamos manutenção preventiva e corretiva em sistemas de segurança contra incêndio, com inspeções e testes para identificar falhas e manter os equipamentos em condições adequadas de funcionamento.</w:t>
+      </w:r>
+    </w:p>
+    <w:p>
+      <w:pPr>
+        <w:rPr>
+          <w:rFonts w:cstheme="minorHAnsi"/>
+          <w:i/>
+          <w:iCs/>
+        </w:rPr>
+      </w:pPr>
+      <w:r>
+        <w:rPr>
+          <w:rFonts w:cstheme="minorHAnsi"/>
+          <w:i/>
+          <w:iCs/>
+        </w:rPr>
+        <w:t>Saiba mais</w:t>
+      </w:r>
+    </w:p>
+    <w:p>
+      <w:pPr>
+        <w:rPr>
+          <w:rFonts w:cstheme="minorHAnsi"/>
+        </w:rPr>
+      </w:pPr>
+      <w:r>
+        <w:rPr>
+          <w:rFonts w:cstheme="minorHAnsi"/>
+        </w:rPr>
+        <w:t>—</w:t>
+      </w:r>
+    </w:p>
+    <w:p>
+      <w:pPr>
+        <w:rPr>
+          <w:rFonts w:cstheme="minorHAnsi"/>
+          <w:b/>
+          <w:bCs/>
+        </w:rPr>
+      </w:pPr>
+      <w:r>
+        <w:rPr>
+          <w:rFonts w:cstheme="minorHAnsi"/>
+          <w:b/>
+          <w:bCs/>
+        </w:rPr>
+        <w:t>Regularização AVCB/CLCB</w:t>
+      </w:r>
+    </w:p>
+    <w:p>
+      <w:pPr>
+        <w:rPr>
+          <w:rFonts w:cstheme="minorHAnsi"/>
+        </w:rPr>
+      </w:pPr>
+      <w:r>
+        <w:rPr>
+          <w:rFonts w:cstheme="minorHAnsi"/>
+        </w:rPr>
+        <w:t>Prestamos assessoria para processos de regularização, renovação e adequação de edificações às exigências de segurança contra incêndio, incluindo AVCB e CLCB.</w:t>
+      </w:r>
+    </w:p>
+    <w:p>
+      <w:pPr>
+        <w:rPr>
+          <w:rFonts w:cstheme="minorHAnsi"/>
+          <w:i/>
+          <w:iCs/>
+        </w:rPr>
+      </w:pPr>
+      <w:r>
+        <w:rPr>
+          <w:rFonts w:cstheme="minorHAnsi"/>
+          <w:i/>
+          <w:iCs/>
+        </w:rPr>
+        <w:t>Saiba mais</w:t>
+      </w:r>
+    </w:p>
+    <w:p>
+      <w:pPr>
+        <w:rPr>
+          <w:rFonts w:cstheme="minorHAnsi"/>
+        </w:rPr>
+      </w:pPr>
+      <w:r>
+        <w:rPr>
+          <w:rFonts w:cstheme="minorHAnsi"/>
+        </w:rPr>
+        <w:t>—</w:t>
+      </w:r>
+    </w:p>
+    <w:p>
+      <w:pPr>
+        <w:rPr>
+          <w:rFonts w:cstheme="minorHAnsi"/>
+          <w:b/>
+          <w:bCs/>
+        </w:rPr>
+      </w:pPr>
+      <w:r>
+        <w:rPr>
+          <w:rFonts w:cstheme="minorHAnsi"/>
+          <w:b/>
+          <w:bCs/>
+        </w:rPr>
+        <w:t>Sistemas de Sprinklers</w:t>
+      </w:r>
+    </w:p>
+    <w:p>
+      <w:pPr>
+        <w:rPr>
+          <w:rFonts w:cstheme="minorHAnsi"/>
+        </w:rPr>
+      </w:pPr>
+      <w:r>
+        <w:rPr>
+          <w:rFonts w:cstheme="minorHAnsi"/>
+        </w:rPr>
+        <w:t>Projetamos e implantamos sistemas de sprinklers dimensionados de acordo com as características e necessidades da edificação, contribuindo para o controle automático de princípios de incêndio.</w:t>
+      </w:r>
+    </w:p>
+    <w:p>
+      <w:pPr>
+        <w:rPr>
+          <w:rFonts w:cstheme="minorHAnsi"/>
+          <w:i/>
+          <w:iCs/>
+        </w:rPr>
+      </w:pPr>
+      <w:r>
+        <w:rPr>
+          <w:rFonts w:cstheme="minorHAnsi"/>
+          <w:i/>
+          <w:iCs/>
+        </w:rPr>
+        <w:t>Saiba mais</w:t>
+      </w:r>
+    </w:p>
+    <w:p>
+      <w:pPr>
+        <w:rPr>
+          <w:rFonts w:cstheme="minorHAnsi"/>
+        </w:rPr>
+      </w:pPr>
+      <w:r>
+        <w:rPr>
+          <w:rFonts w:cstheme="minorHAnsi"/>
+        </w:rPr>
+        <w:t>—</w:t>
+      </w:r>
+    </w:p>
+    <w:p>
+      <w:pPr>
+        <w:rPr>
+          <w:rFonts w:cstheme="minorHAnsi"/>
+          <w:b/>
+          <w:bCs/>
+        </w:rPr>
+      </w:pPr>
+      <w:r>
+        <w:rPr>
+          <w:rFonts w:cstheme="minorHAnsi"/>
+          <w:b/>
+          <w:bCs/>
+        </w:rPr>
+        <w:t>Sinalização de Emergência</w:t>
+      </w:r>
+    </w:p>
+    <w:p>
+      <w:pPr>
+        <w:rPr>
+          <w:rFonts w:cstheme="minorHAnsi"/>
+        </w:rPr>
+      </w:pPr>
+      <w:r>
+        <w:rPr>
+          <w:rFonts w:cstheme="minorHAnsi"/>
+        </w:rPr>
+        <w:t>Fornecemos e instalamos sinalizações de emergência para orientação das rotas de fuga, saídas e equipamentos de segurança, contribuindo para uma evacuação mais clara e organizada.</w:t>
+      </w:r>
+    </w:p>
+    <w:p>
+      <w:pPr>
+        <w:rPr>
+          <w:rFonts w:cstheme="minorHAnsi"/>
+        </w:rPr>
+      </w:pPr>
+      <w:r>
+        <w:rPr>
+          <w:rFonts w:cstheme="minorHAnsi"/>
+          <w:i/>
+          <w:iCs/>
+        </w:rPr>
+        <w:t>Saiba mais</w:t>
+      </w:r>
+    </w:p>
+    <w:p>
+      <w:pPr>
+        <w:rPr>
+          <w:rFonts w:cstheme="minorHAnsi"/>
+        </w:rPr>
+      </w:pPr>
+    </w:p>
+    <w:p>
+      <w:pPr>
+        <w:rPr>
+          <w:rFonts w:cstheme="minorHAnsi"/>
+          <w:i/>
+          <w:iCs/>
+          <w:sz w:val="24"/>
+          <w:szCs w:val="24"/>
+        </w:rPr>
+      </w:pPr>
+      <w:r>
+        <w:rPr>
+          <w:rFonts w:cstheme="minorHAnsi"/>
+          <w:i/>
+          <w:iCs/>
+          <w:sz w:val="24"/>
+          <w:szCs w:val="24"/>
+        </w:rPr>
+        <w:t xml:space="preserve">Sessão </w:t>
+      </w:r>
+      <w:r>
+        <w:rPr>
+          <w:rFonts w:cstheme="minorHAnsi"/>
+          <w:i/>
+          <w:iCs/>
+          <w:sz w:val="24"/>
+          <w:szCs w:val="24"/>
+        </w:rPr>
+        <w:t>4</w:t>
+      </w:r>
+      <w:r>
+        <w:rPr>
+          <w:rFonts w:cstheme="minorHAnsi"/>
+          <w:i/>
+          <w:iCs/>
+          <w:sz w:val="24"/>
+          <w:szCs w:val="24"/>
+        </w:rPr>
+        <w:t xml:space="preserve"> – </w:t>
+      </w:r>
+      <w:proofErr w:type="spellStart"/>
+      <w:r>
+        <w:rPr>
+          <w:rFonts w:cstheme="minorHAnsi"/>
+          <w:i/>
+          <w:iCs/>
+          <w:sz w:val="24"/>
+          <w:szCs w:val="24"/>
+        </w:rPr>
+        <w:t>Form</w:t>
+      </w:r>
+      <w:proofErr w:type="spellEnd"/>
+      <w:r>
+        <w:rPr>
+          <w:rFonts w:cstheme="minorHAnsi"/>
+          <w:i/>
+          <w:iCs/>
+          <w:sz w:val="24"/>
+          <w:szCs w:val="24"/>
+        </w:rPr>
+        <w:t xml:space="preserve"> de contato</w:t>
+      </w:r>
+    </w:p>
+    <w:p>
+      <w:pPr>
+        <w:rPr>
+          <w:rFonts w:cstheme="minorHAnsi"/>
+          <w:b/>
+          <w:bCs/>
+        </w:rPr>
+      </w:pPr>
+      <w:r>
+        <w:rPr>
+          <w:rFonts w:cstheme="minorHAnsi"/>
+          <w:b/>
+          <w:bCs/>
+        </w:rPr>
+        <w:t>FALE COM A FIRESIDE</w:t>
+      </w:r>
+    </w:p>
+    <w:p>
+      <w:pPr>
+        <w:rPr>
+          <w:rFonts w:cstheme="minorHAnsi"/>
+        </w:rPr>
+      </w:pPr>
+      <w:r>
+        <w:rPr>
+          <w:rFonts w:cstheme="minorHAnsi"/>
+        </w:rPr>
+        <w:t>Encontre a solução ideal para o seu empreendimento.</w:t>
+      </w:r>
+    </w:p>
+    <w:p>
+      <w:pPr>
+        <w:rPr>
+          <w:rFonts w:cstheme="minorHAnsi"/>
+        </w:rPr>
+      </w:pPr>
+      <w:r>
+        <w:rPr>
+          <w:rFonts w:cstheme="minorHAnsi"/>
+        </w:rPr>
+        <w:t>Nossa equipe está pronta para entender sua necessidade e orientar você sobre a melhor solução em prevenção e combate a incêndio.</w:t>
+      </w:r>
+    </w:p>
+    <w:p>
+      <w:pPr>
+        <w:rPr>
+          <w:rFonts w:cstheme="minorHAnsi"/>
+        </w:rPr>
+      </w:pPr>
+      <w:r>
+        <w:rPr>
+          <w:rFonts w:cstheme="minorHAnsi"/>
+        </w:rPr>
+        <w:t>Solicite uma avaliação e conte-nos sobre o seu empreendimento, serviço necessário ou necessidade de adequação.</w:t>
+      </w:r>
+    </w:p>
+    <w:p>
+      <w:pPr>
+        <w:rPr>
+          <w:rFonts w:cstheme="minorHAnsi"/>
+        </w:rPr>
+      </w:pPr>
+      <w:r>
+        <w:rPr>
+          <w:rFonts w:cstheme="minorHAnsi"/>
+          <w:b/>
+          <w:bCs/>
+        </w:rPr>
+        <w:t>Botão</w:t>
+      </w:r>
+      <w:r>
+        <w:rPr>
+          <w:rFonts w:cstheme="minorHAnsi"/>
+        </w:rPr>
+        <w:t>: Solicitar Avaliação</w:t>
+      </w:r>
+    </w:p>
+    <w:p>
+      <w:pPr>
+        <w:rPr>
+          <w:rFonts w:cstheme="minorHAnsi"/>
+          <w:b/>
+          <w:bCs/>
+        </w:rPr>
+      </w:pPr>
     </w:p>
     <w:p>
       <w:pPr>
@@ -1329,49 +2511,63 @@
       <w:r>
         <w:rPr>
           <w:rFonts w:cstheme="minorHAnsi"/>
-        </w:rPr>
-        <w:t xml:space="preserve">Desenvolvemos soluções inteligentes de detecção e alarme de incêndio, com análise técnica da edificação, dimensionamento preciso e integração de sistemas automatizados. Isso garante </w:t>
-      </w:r>
-      <w:r>
-        <w:rPr>
-          <w:rFonts w:cstheme="minorHAnsi"/>
-        </w:rPr>
-        <w:lastRenderedPageBreak/>
-        <w:t>resposta rápida em emergências, redução de riscos estruturais, proteção de vidas e segurança operacional para o seu negócio.</w:t>
-      </w:r>
-    </w:p>
-    <w:p>
-      <w:pPr>
-        <w:rPr>
-          <w:rFonts w:cstheme="minorHAnsi"/>
-        </w:rPr>
-      </w:pPr>
-      <w:r>
-        <w:rPr>
-          <w:rFonts w:cstheme="minorHAnsi"/>
-        </w:rPr>
-        <w:t>—</w:t>
-      </w:r>
-    </w:p>
-    <w:p>
-      <w:pPr>
-        <w:rPr>
-          <w:rStyle w:val="agcmg"/>
-        </w:rPr>
-      </w:pPr>
-      <w:r>
-        <w:rPr>
-          <w:rStyle w:val="agcmg"/>
-        </w:rPr>
-        <w:t>Projetos e instalações conforme ABNT NBR 17240 e Instruções Técnicas do Corpo de Bombeiros, assegurando regularização e total conformidade legal.</w:t>
-      </w:r>
-    </w:p>
-    <w:p>
-      <w:pPr>
-        <w:rPr>
-          <w:rStyle w:val="agcmg"/>
-        </w:rPr>
-      </w:pPr>
+          <w:i/>
+          <w:iCs/>
+        </w:rPr>
+        <w:t>Soluções para detecção e alarme de incêndio</w:t>
+      </w:r>
+    </w:p>
+    <w:p>
+      <w:pPr>
+        <w:rPr>
+          <w:rFonts w:cstheme="minorHAnsi"/>
+        </w:rPr>
+      </w:pPr>
+      <w:r>
+        <w:rPr>
+          <w:rFonts w:cstheme="minorHAnsi"/>
+        </w:rPr>
+        <w:t>Desenvolvemos soluções de detecção e alarme de incêndio de acordo com as características de cada edificação. O trabalho envolve análise técnica, dimensionamento e integração dos sistemas, buscando proporcionar uma resposta rápida e organizada em situações de emergência.</w:t>
+      </w:r>
+    </w:p>
+    <w:p>
+      <w:pPr>
+        <w:rPr>
+          <w:rFonts w:cstheme="minorHAnsi"/>
+        </w:rPr>
+      </w:pPr>
+      <w:r>
+        <w:rPr>
+          <w:rFonts w:cstheme="minorHAnsi"/>
+        </w:rPr>
+        <w:t>As soluções podem contemplar equipamentos e dispositivos de detecção, acionamento e sinalização, definidos conforme as necessidades e características do empreendimento.</w:t>
+      </w:r>
+    </w:p>
+    <w:p>
+      <w:pPr>
+        <w:rPr>
+          <w:rFonts w:cstheme="minorHAnsi"/>
+        </w:rPr>
+      </w:pPr>
+    </w:p>
+    <w:p>
+      <w:pPr>
+        <w:rPr>
+          <w:rFonts w:cstheme="minorHAnsi"/>
+          <w:i/>
+          <w:iCs/>
+        </w:rPr>
+      </w:pPr>
+      <w:r>
+        <w:rPr>
+          <w:rFonts w:cstheme="minorHAnsi"/>
+          <w:b/>
+          <w:bCs/>
+          <w:i/>
+          <w:iCs/>
+        </w:rPr>
+        <w:t xml:space="preserve">Benefícios </w:t>
+      </w:r>
     </w:p>
     <w:p>
       <w:pPr>
@@ -1382,55 +2578,27 @@
         </w:numPr>
         <w:rPr>
           <w:rFonts w:cstheme="minorHAnsi"/>
-          <w:i/>
-          <w:iCs/>
-          <w:sz w:val="24"/>
-          <w:szCs w:val="24"/>
-        </w:rPr>
-      </w:pPr>
-      <w:r>
-        <w:rPr>
-          <w:rFonts w:cstheme="minorHAnsi"/>
-          <w:i/>
-          <w:iCs/>
-          <w:sz w:val="24"/>
-          <w:szCs w:val="24"/>
-        </w:rPr>
-        <w:t>Pressurização de Escada</w:t>
-      </w:r>
-    </w:p>
-    <w:p>
-      <w:pPr>
-        <w:rPr>
-          <w:rFonts w:cstheme="minorHAnsi"/>
-        </w:rPr>
-      </w:pPr>
-      <w:r>
-        <w:rPr>
-          <w:rStyle w:val="agcmg"/>
-        </w:rPr>
-        <w:t>Desenvolvemos soluções inteligentes de detecção e alarme de incêndio, com análise técnica da edificação, dimensionamento preciso e integração de sistemas automatizados. Isso garante resposta rápida em emergências, redução de riscos estruturais, proteção de vidas e segurança operacional para o seu negócio.</w:t>
-      </w:r>
-    </w:p>
-    <w:p>
-      <w:pPr>
-        <w:rPr>
-          <w:rFonts w:cstheme="minorHAnsi"/>
-        </w:rPr>
-      </w:pPr>
-      <w:r>
-        <w:rPr>
-          <w:rFonts w:cstheme="minorHAnsi"/>
-        </w:rPr>
-        <w:t>—</w:t>
-      </w:r>
-    </w:p>
-    <w:p>
-      <w:r>
-        <w:t>Projetos desenvolvidos conforme ABNT NBR 14880 e Instruções Técnicas do Corpo de Bombeiros, assegurando conformidade legal e aprovação junto aos órgãos competentes.</w:t>
-      </w:r>
-    </w:p>
-    <w:p/>
+        </w:rPr>
+      </w:pPr>
+      <w:r>
+        <w:rPr>
+          <w:rFonts w:cstheme="minorHAnsi"/>
+        </w:rPr>
+        <w:t>Detecção de incêndio</w:t>
+      </w:r>
+      <w:r>
+        <w:rPr>
+          <w:rFonts w:cstheme="minorHAnsi"/>
+        </w:rPr>
+        <w:t xml:space="preserve">: </w:t>
+      </w:r>
+      <w:r>
+        <w:rPr>
+          <w:rFonts w:cstheme="minorHAnsi"/>
+        </w:rPr>
+        <w:t>Identificação de situações de emergência para possibilitar uma resposta mais rápida.</w:t>
+      </w:r>
+    </w:p>
     <w:p>
       <w:pPr>
         <w:pStyle w:val="PargrafodaLista"/>
@@ -1440,57 +2608,26 @@
         </w:numPr>
         <w:rPr>
           <w:rFonts w:cstheme="minorHAnsi"/>
-          <w:i/>
-          <w:iCs/>
-          <w:sz w:val="24"/>
-          <w:szCs w:val="24"/>
-        </w:rPr>
-      </w:pPr>
-      <w:r>
-        <w:rPr>
-          <w:rFonts w:cstheme="minorHAnsi"/>
-          <w:i/>
-          <w:iCs/>
-          <w:sz w:val="24"/>
-          <w:szCs w:val="24"/>
-        </w:rPr>
-        <w:t xml:space="preserve">Manutenção em sistemas de alarme de incêndio </w:t>
-      </w:r>
-    </w:p>
-    <w:p>
-      <w:pPr>
-        <w:rPr>
-          <w:rFonts w:cstheme="minorHAnsi"/>
-        </w:rPr>
-      </w:pPr>
-      <w:r>
-        <w:t>Realizamos manutenção preventiva e corretiva em sistemas de alarme de incêndio, com inspeção técnica, testes funcionais, verificação de centrais, detectores, acionadores e sinalizadores. Isso assegura funcionamento contínuo, detecção eficiente e redução de falhas em situações de emergência.</w:t>
-      </w:r>
-    </w:p>
-    <w:p>
-      <w:pPr>
-        <w:rPr>
-          <w:rFonts w:cstheme="minorHAnsi"/>
-        </w:rPr>
-      </w:pPr>
-      <w:r>
-        <w:rPr>
-          <w:rFonts w:cstheme="minorHAnsi"/>
-        </w:rPr>
-        <w:t>—</w:t>
-      </w:r>
-    </w:p>
-    <w:p>
-      <w:r>
-        <w:t>Serviços executados conforme ABNT NBR 17240 e diretrizes das Instruções Técnicas do Corpo de Bombeiros, garantindo desempenho adequado e manutenção da conformidade legal da edificação.</w:t>
-      </w:r>
-    </w:p>
-    <w:p>
-      <w:pPr>
-        <w:rPr>
-          <w:rFonts w:cstheme="minorHAnsi"/>
-        </w:rPr>
-      </w:pPr>
+        </w:rPr>
+      </w:pPr>
+      <w:r>
+        <w:rPr>
+          <w:rFonts w:cstheme="minorHAnsi"/>
+        </w:rPr>
+        <w:t>Alerta aos ocupantes</w:t>
+      </w:r>
+      <w:r>
+        <w:rPr>
+          <w:rFonts w:cstheme="minorHAnsi"/>
+        </w:rPr>
+        <w:t xml:space="preserve">: </w:t>
+      </w:r>
+      <w:r>
+        <w:rPr>
+          <w:rFonts w:cstheme="minorHAnsi"/>
+        </w:rPr>
+        <w:t>Sinalização da ocorrência para facilitar a comunicação e a tomada de decisão em uma situação de emergência.</w:t>
+      </w:r>
     </w:p>
     <w:p>
       <w:pPr>
@@ -1501,92 +2638,26 @@
         </w:numPr>
         <w:rPr>
           <w:rFonts w:cstheme="minorHAnsi"/>
-          <w:i/>
-          <w:iCs/>
-          <w:sz w:val="24"/>
-          <w:szCs w:val="24"/>
-        </w:rPr>
-      </w:pPr>
-      <w:r>
-        <w:rPr>
-          <w:rFonts w:cstheme="minorHAnsi"/>
-          <w:i/>
-          <w:iCs/>
-          <w:sz w:val="24"/>
-          <w:szCs w:val="24"/>
-        </w:rPr>
-        <w:t>Acessória AVCB/CLCB</w:t>
-      </w:r>
-    </w:p>
-    <w:p>
-      <w:pPr>
-        <w:rPr>
-          <w:rFonts w:cstheme="minorHAnsi"/>
-        </w:rPr>
-      </w:pPr>
-      <w:r>
-        <w:t>Prestamos assessoria completa para obtenção e renovação de AVCB e CLCB, com análise técnica da edificação, elaboração de projetos, adequações necessárias e acompanhamento junto ao Corpo de Bombeiros. Isso garante regularização segura, redução de riscos de autuações e tranquilidade para o funcionamento do empreendimento.</w:t>
-      </w:r>
-    </w:p>
-    <w:p>
-      <w:pPr>
-        <w:rPr>
-          <w:rFonts w:cstheme="minorHAnsi"/>
-        </w:rPr>
-      </w:pPr>
-      <w:r>
-        <w:rPr>
-          <w:rFonts w:cstheme="minorHAnsi"/>
-        </w:rPr>
-        <w:t>—</w:t>
-      </w:r>
-    </w:p>
-    <w:p>
-      <w:pPr>
-        <w:rPr>
-          <w:rFonts w:cstheme="minorHAnsi"/>
-          <w:b/>
-          <w:bCs/>
-          <w:sz w:val="28"/>
-          <w:szCs w:val="28"/>
-        </w:rPr>
-      </w:pPr>
-      <w:r>
-        <w:t>Processos conduzidos conforme as Instruções Técnicas do Corpo de Bombeiros e legislações estaduais vigentes, assegurando atendimento integral às exigências legais.</w:t>
-      </w:r>
-    </w:p>
-    <w:p>
-      <w:pPr>
-        <w:rPr>
-          <w:rFonts w:cstheme="minorHAnsi"/>
-          <w:b/>
-          <w:bCs/>
-          <w:sz w:val="28"/>
-          <w:szCs w:val="28"/>
-        </w:rPr>
-      </w:pPr>
-    </w:p>
-    <w:p>
-      <w:pPr>
-        <w:rPr>
-          <w:rFonts w:cstheme="minorHAnsi"/>
-          <w:b/>
-          <w:bCs/>
-          <w:sz w:val="28"/>
-          <w:szCs w:val="28"/>
-        </w:rPr>
-      </w:pPr>
-    </w:p>
-    <w:p>
-      <w:pPr>
-        <w:rPr>
-          <w:rFonts w:cstheme="minorHAnsi"/>
-          <w:b/>
-          <w:bCs/>
-          <w:sz w:val="28"/>
-          <w:szCs w:val="28"/>
-        </w:rPr>
-      </w:pPr>
+        </w:rPr>
+      </w:pPr>
+      <w:r>
+        <w:rPr>
+          <w:rFonts w:cstheme="minorHAnsi"/>
+        </w:rPr>
+        <w:t>Resposta mais rápida</w:t>
+      </w:r>
+      <w:r>
+        <w:rPr>
+          <w:rFonts w:cstheme="minorHAnsi"/>
+        </w:rPr>
+        <w:t xml:space="preserve">: </w:t>
+      </w:r>
+      <w:r>
+        <w:rPr>
+          <w:rFonts w:cstheme="minorHAnsi"/>
+        </w:rPr>
+        <w:t>Um sistema adequadamente dimensionado contribui para uma atuação mais ágil diante de uma ocorrência.</w:t>
+      </w:r>
     </w:p>
     <w:p>
       <w:pPr>
@@ -1597,53 +2668,27 @@
         </w:numPr>
         <w:rPr>
           <w:rFonts w:cstheme="minorHAnsi"/>
-          <w:i/>
-          <w:iCs/>
-          <w:sz w:val="24"/>
-          <w:szCs w:val="24"/>
-        </w:rPr>
-      </w:pPr>
-      <w:r>
-        <w:rPr>
-          <w:rFonts w:cstheme="minorHAnsi"/>
-          <w:i/>
-          <w:iCs/>
-          <w:sz w:val="24"/>
-          <w:szCs w:val="24"/>
-        </w:rPr>
-        <w:lastRenderedPageBreak/>
-        <w:t>Sistema de Sprinkler</w:t>
-      </w:r>
-    </w:p>
-    <w:p>
-      <w:pPr>
-        <w:rPr>
-          <w:rFonts w:cstheme="minorHAnsi"/>
-        </w:rPr>
-      </w:pPr>
-      <w:r>
-        <w:t>Projetamos e implantamos sistemas de sprinkler com dimensionamento hidráulico preciso, definição de áreas de cobertura e integração ao sistema de abastecimento de água. Isso garante combate automático ao princípio de incêndio, controle rápido das chamas e redução significativa de danos estruturais e operacionais.</w:t>
-      </w:r>
-    </w:p>
-    <w:p>
-      <w:pPr>
-        <w:rPr>
-          <w:rFonts w:cstheme="minorHAnsi"/>
-        </w:rPr>
-      </w:pPr>
-      <w:r>
-        <w:rPr>
-          <w:rFonts w:cstheme="minorHAnsi"/>
-        </w:rPr>
-        <w:t>—</w:t>
-      </w:r>
-    </w:p>
-    <w:p>
-      <w:r>
-        <w:t>Projetos executados conforme ABNT NBR 10897 e Instruções Técnicas do Corpo de Bombeiros, assegurando desempenho adequado e conformidade com as exigências legais.</w:t>
-      </w:r>
-    </w:p>
-    <w:p/>
+        </w:rPr>
+      </w:pPr>
+      <w:r>
+        <w:rPr>
+          <w:rFonts w:cstheme="minorHAnsi"/>
+        </w:rPr>
+        <w:t>Proteção de vidas e patrimônio</w:t>
+      </w:r>
+      <w:r>
+        <w:rPr>
+          <w:rFonts w:cstheme="minorHAnsi"/>
+        </w:rPr>
+        <w:t xml:space="preserve">:  </w:t>
+      </w:r>
+      <w:r>
+        <w:rPr>
+          <w:rFonts w:cstheme="minorHAnsi"/>
+        </w:rPr>
+        <w:t>Auxilia na redução dos riscos e na proteção das pessoas, instalações e bens da edificação.</w:t>
+      </w:r>
+    </w:p>
     <w:p>
       <w:pPr>
         <w:pStyle w:val="PargrafodaLista"/>
@@ -1653,32 +2698,74 @@
         </w:numPr>
         <w:rPr>
           <w:rFonts w:cstheme="minorHAnsi"/>
-          <w:i/>
-          <w:iCs/>
-          <w:sz w:val="24"/>
-          <w:szCs w:val="24"/>
-        </w:rPr>
-      </w:pPr>
-      <w:r>
-        <w:rPr>
-          <w:rFonts w:cstheme="minorHAnsi"/>
-          <w:i/>
-          <w:iCs/>
-          <w:sz w:val="24"/>
-          <w:szCs w:val="24"/>
-        </w:rPr>
-        <w:t>Placas de identificação</w:t>
-      </w:r>
-    </w:p>
-    <w:p>
-      <w:pPr>
-        <w:rPr>
-          <w:rFonts w:cstheme="minorHAnsi"/>
-        </w:rPr>
-      </w:pPr>
-      <w:r>
-        <w:t>Fornecemos e instalamos placas de sinalização e identificação de emergência conforme o layout da edificação, garantindo orientação clara de rotas de fuga, equipamentos de combate e saídas de emergência. Isso facilita a evacuação segura e reduz riscos em situações críticas.</w:t>
-      </w:r>
+        </w:rPr>
+      </w:pPr>
+      <w:r>
+        <w:rPr>
+          <w:rFonts w:cstheme="minorHAnsi"/>
+        </w:rPr>
+        <w:t>Segurança operacional</w:t>
+      </w:r>
+      <w:r>
+        <w:rPr>
+          <w:rFonts w:cstheme="minorHAnsi"/>
+        </w:rPr>
+        <w:t xml:space="preserve">: </w:t>
+      </w:r>
+      <w:r>
+        <w:rPr>
+          <w:rFonts w:cstheme="minorHAnsi"/>
+        </w:rPr>
+        <w:t>Contribui para um ambiente mais preparado para situações de emergência e para a continuidade segura das atividades.</w:t>
+      </w:r>
+    </w:p>
+    <w:p>
+      <w:pPr>
+        <w:rPr>
+          <w:rFonts w:cstheme="minorHAnsi"/>
+        </w:rPr>
+      </w:pPr>
+    </w:p>
+    <w:p>
+      <w:pPr>
+        <w:rPr>
+          <w:rFonts w:cstheme="minorHAnsi"/>
+          <w:b/>
+          <w:bCs/>
+          <w:i/>
+          <w:iCs/>
+        </w:rPr>
+      </w:pPr>
+      <w:r>
+        <w:rPr>
+          <w:rFonts w:cstheme="minorHAnsi"/>
+          <w:b/>
+          <w:bCs/>
+          <w:i/>
+          <w:iCs/>
+        </w:rPr>
+        <w:t>Referência Técnica</w:t>
+      </w:r>
+    </w:p>
+    <w:p>
+      <w:pPr>
+        <w:rPr>
+          <w:rFonts w:cstheme="minorHAnsi"/>
+        </w:rPr>
+      </w:pPr>
+      <w:r>
+        <w:rPr>
+          <w:rFonts w:cstheme="minorHAnsi"/>
+        </w:rPr>
+        <w:t>Projetos e instalações realizados conforme a ABNT NBR 17240 e as Instruções Técnicas do Corpo de Bombeiros aplicáveis à edificação.</w:t>
+      </w:r>
+    </w:p>
+    <w:p>
+      <w:pPr>
+        <w:rPr>
+          <w:rFonts w:cstheme="minorHAnsi"/>
+        </w:rPr>
+      </w:pPr>
     </w:p>
     <w:p>
       <w:pPr>
@@ -1694,19 +2781,670 @@
       </w:r>
     </w:p>
     <w:p>
-      <w:r>
-        <w:t>Sinalizações elaboradas conforme ABNT NBR 13434 e Instruções Técnicas do Corpo de Bombeiros, assegurando conformidade legal e padronização adequada.</w:t>
+      <w:pPr>
+        <w:rPr>
+          <w:rFonts w:cstheme="minorHAnsi"/>
+        </w:rPr>
+      </w:pPr>
+    </w:p>
+    <w:p>
+      <w:pPr>
+        <w:rPr>
+          <w:rStyle w:val="agcmg"/>
+        </w:rPr>
+      </w:pPr>
+      <w:r>
+        <w:rPr>
+          <w:rFonts w:cstheme="minorHAnsi"/>
+          <w:i/>
+          <w:iCs/>
+          <w:sz w:val="24"/>
+          <w:szCs w:val="24"/>
+        </w:rPr>
+        <w:t xml:space="preserve">Sessão </w:t>
+      </w:r>
+      <w:r>
+        <w:rPr>
+          <w:rFonts w:cstheme="minorHAnsi"/>
+          <w:i/>
+          <w:iCs/>
+          <w:sz w:val="24"/>
+          <w:szCs w:val="24"/>
+        </w:rPr>
+        <w:t>1</w:t>
+      </w:r>
+      <w:r>
+        <w:rPr>
+          <w:rFonts w:cstheme="minorHAnsi"/>
+          <w:i/>
+          <w:iCs/>
+          <w:sz w:val="24"/>
+          <w:szCs w:val="24"/>
+        </w:rPr>
+        <w:t xml:space="preserve"> – </w:t>
+      </w:r>
+      <w:r>
+        <w:rPr>
+          <w:rFonts w:cstheme="minorHAnsi"/>
+          <w:i/>
+          <w:iCs/>
+          <w:sz w:val="24"/>
+          <w:szCs w:val="24"/>
+        </w:rPr>
+        <w:t xml:space="preserve">Sobre o serviço </w:t>
+      </w:r>
+    </w:p>
+    <w:p>
+      <w:pPr>
+        <w:pStyle w:val="PargrafodaLista"/>
+        <w:numPr>
+          <w:ilvl w:val="0"/>
+          <w:numId w:val="1"/>
+        </w:numPr>
+        <w:rPr>
+          <w:rFonts w:cstheme="minorHAnsi"/>
+          <w:i/>
+          <w:iCs/>
+          <w:sz w:val="24"/>
+          <w:szCs w:val="24"/>
+        </w:rPr>
+      </w:pPr>
+      <w:r>
+        <w:rPr>
+          <w:rFonts w:cstheme="minorHAnsi"/>
+          <w:i/>
+          <w:iCs/>
+          <w:sz w:val="24"/>
+          <w:szCs w:val="24"/>
+        </w:rPr>
+        <w:t>Pressurização de Escada</w:t>
+      </w:r>
+    </w:p>
+    <w:p>
+      <w:pPr>
+        <w:rPr>
+          <w:rStyle w:val="agcmg"/>
+        </w:rPr>
+      </w:pPr>
+      <w:r>
+        <w:rPr>
+          <w:rStyle w:val="agcmg"/>
+          <w:i/>
+          <w:iCs/>
+        </w:rPr>
+        <w:t>Soluções para proteção das rotas de fuga</w:t>
+      </w:r>
+    </w:p>
+    <w:p>
+      <w:pPr>
+        <w:rPr>
+          <w:rStyle w:val="agcmg"/>
+        </w:rPr>
+      </w:pPr>
+      <w:r>
+        <w:rPr>
+          <w:rStyle w:val="agcmg"/>
+        </w:rPr>
+        <w:t>Desenvolvemos soluções de pressurização para escadas de emergência, considerando as características da edificação e as necessidades do sistema de segurança contra incêndio.</w:t>
+      </w:r>
+    </w:p>
+    <w:p>
+      <w:pPr>
+        <w:rPr>
+          <w:rStyle w:val="agcmg"/>
+        </w:rPr>
+      </w:pPr>
+      <w:r>
+        <w:rPr>
+          <w:rStyle w:val="agcmg"/>
+        </w:rPr>
+        <w:lastRenderedPageBreak/>
+        <w:t>A pressurização contribui para manter as escadas de emergência protegidas da entrada de fumaça durante uma situação de incêndio, auxiliando na segurança das rotas de fuga e na evacuação dos ocupantes.</w:t>
+      </w:r>
+    </w:p>
+    <w:p>
+      <w:pPr>
+        <w:rPr>
+          <w:rStyle w:val="agcmg"/>
+        </w:rPr>
+      </w:pPr>
+    </w:p>
+    <w:p>
+      <w:pPr>
+        <w:rPr>
+          <w:rStyle w:val="agcmg"/>
+        </w:rPr>
+      </w:pPr>
+      <w:r>
+        <w:rPr>
+          <w:rFonts w:cstheme="minorHAnsi"/>
+          <w:b/>
+          <w:bCs/>
+          <w:i/>
+          <w:iCs/>
+        </w:rPr>
+        <w:t xml:space="preserve">Benefícios </w:t>
+      </w:r>
+    </w:p>
+    <w:p>
+      <w:pPr>
+        <w:pStyle w:val="PargrafodaLista"/>
+        <w:numPr>
+          <w:ilvl w:val="0"/>
+          <w:numId w:val="1"/>
+        </w:numPr>
+        <w:rPr>
+          <w:rStyle w:val="agcmg"/>
+        </w:rPr>
+      </w:pPr>
+      <w:r>
+        <w:rPr>
+          <w:rStyle w:val="agcmg"/>
+        </w:rPr>
+        <w:t>Proteção das rotas de fuga</w:t>
+      </w:r>
+      <w:r>
+        <w:rPr>
+          <w:rStyle w:val="agcmg"/>
+        </w:rPr>
+        <w:t xml:space="preserve">: </w:t>
+      </w:r>
+      <w:r>
+        <w:rPr>
+          <w:rStyle w:val="agcmg"/>
+        </w:rPr>
+        <w:t>Contribui para manter as escadas de emergência em condições mais seguras durante uma ocorrência.</w:t>
+      </w:r>
+    </w:p>
+    <w:p>
+      <w:pPr>
+        <w:pStyle w:val="PargrafodaLista"/>
+        <w:numPr>
+          <w:ilvl w:val="0"/>
+          <w:numId w:val="1"/>
+        </w:numPr>
+        <w:rPr>
+          <w:rStyle w:val="agcmg"/>
+        </w:rPr>
+      </w:pPr>
+      <w:r>
+        <w:rPr>
+          <w:rStyle w:val="agcmg"/>
+        </w:rPr>
+        <w:t>Controle da fumaça</w:t>
+      </w:r>
+      <w:r>
+        <w:rPr>
+          <w:rStyle w:val="agcmg"/>
+        </w:rPr>
+        <w:t xml:space="preserve">: </w:t>
+      </w:r>
+      <w:r>
+        <w:rPr>
+          <w:rStyle w:val="agcmg"/>
+        </w:rPr>
+        <w:t>Auxilia na redução da entrada de fumaça nas escadas de emergência.</w:t>
+      </w:r>
+    </w:p>
+    <w:p>
+      <w:pPr>
+        <w:pStyle w:val="PargrafodaLista"/>
+        <w:numPr>
+          <w:ilvl w:val="0"/>
+          <w:numId w:val="1"/>
+        </w:numPr>
+        <w:rPr>
+          <w:rStyle w:val="agcmg"/>
+        </w:rPr>
+      </w:pPr>
+      <w:r>
+        <w:rPr>
+          <w:rStyle w:val="agcmg"/>
+        </w:rPr>
+        <w:t>Segurança na evacuação</w:t>
+      </w:r>
+      <w:r>
+        <w:rPr>
+          <w:rStyle w:val="agcmg"/>
+        </w:rPr>
+        <w:t xml:space="preserve">: </w:t>
+      </w:r>
+      <w:r>
+        <w:rPr>
+          <w:rStyle w:val="agcmg"/>
+        </w:rPr>
+        <w:t>Contribui para proporcionar uma rota de fuga mais protegida para os ocupantes da edificação.</w:t>
+      </w:r>
+    </w:p>
+    <w:p>
+      <w:pPr>
+        <w:pStyle w:val="PargrafodaLista"/>
+        <w:numPr>
+          <w:ilvl w:val="0"/>
+          <w:numId w:val="1"/>
+        </w:numPr>
+        <w:rPr>
+          <w:rStyle w:val="agcmg"/>
+        </w:rPr>
+      </w:pPr>
+      <w:r>
+        <w:rPr>
+          <w:rStyle w:val="agcmg"/>
+        </w:rPr>
+        <w:t>Proteção dos ocupantes</w:t>
+      </w:r>
+      <w:r>
+        <w:rPr>
+          <w:rStyle w:val="agcmg"/>
+        </w:rPr>
+        <w:t xml:space="preserve">: </w:t>
+      </w:r>
+      <w:r>
+        <w:rPr>
+          <w:rStyle w:val="agcmg"/>
+        </w:rPr>
+        <w:t>Auxilia na segurança das pessoas durante situações de emergência.</w:t>
+      </w:r>
+    </w:p>
+    <w:p>
+      <w:pPr>
+        <w:pStyle w:val="PargrafodaLista"/>
+        <w:numPr>
+          <w:ilvl w:val="0"/>
+          <w:numId w:val="1"/>
+        </w:numPr>
+        <w:rPr>
+          <w:rStyle w:val="agcmg"/>
+        </w:rPr>
+      </w:pPr>
+      <w:r>
+        <w:rPr>
+          <w:rStyle w:val="agcmg"/>
+        </w:rPr>
+        <w:t>Adequação da edificação</w:t>
+      </w:r>
+      <w:r>
+        <w:rPr>
+          <w:rStyle w:val="agcmg"/>
+        </w:rPr>
+        <w:t xml:space="preserve">: </w:t>
+      </w:r>
+      <w:r>
+        <w:rPr>
+          <w:rStyle w:val="agcmg"/>
+        </w:rPr>
+        <w:t>Permite desenvolver o sistema considerando as características da edificação e as exigências aplicáveis.</w:t>
+      </w:r>
+    </w:p>
+    <w:p>
+      <w:pPr>
+        <w:rPr>
+          <w:rStyle w:val="agcmg"/>
+        </w:rPr>
+      </w:pPr>
+    </w:p>
+    <w:p>
+      <w:pPr>
+        <w:rPr>
+          <w:rStyle w:val="agcmg"/>
+        </w:rPr>
+      </w:pPr>
+      <w:r>
+        <w:rPr>
+          <w:rFonts w:cstheme="minorHAnsi"/>
+          <w:b/>
+          <w:bCs/>
+          <w:i/>
+          <w:iCs/>
+        </w:rPr>
+        <w:t>Referência Técnica</w:t>
+      </w:r>
+    </w:p>
+    <w:p>
+      <w:pPr>
+        <w:rPr>
+          <w:rStyle w:val="agcmg"/>
+        </w:rPr>
+      </w:pPr>
+      <w:r>
+        <w:rPr>
+          <w:rStyle w:val="agcmg"/>
+        </w:rPr>
+        <w:t>Projetos e instalações realizados conforme a ABNT NBR 14880 e as Instruções Técnicas do Corpo de Bombeiros aplicáveis à edificação.</w:t>
+      </w:r>
+    </w:p>
+    <w:p>
+      <w:pPr>
+        <w:rPr>
+          <w:rFonts w:cstheme="minorHAnsi"/>
+        </w:rPr>
+      </w:pPr>
+    </w:p>
+    <w:p>
+      <w:pPr>
+        <w:rPr>
+          <w:rFonts w:cstheme="minorHAnsi"/>
+        </w:rPr>
+      </w:pPr>
+      <w:r>
+        <w:rPr>
+          <w:rFonts w:cstheme="minorHAnsi"/>
+        </w:rPr>
+        <w:t>—</w:t>
+      </w:r>
+    </w:p>
+    <w:p>
+      <w:r>
+        <w:rPr>
+          <w:rFonts w:cstheme="minorHAnsi"/>
+          <w:i/>
+          <w:iCs/>
+          <w:sz w:val="24"/>
+          <w:szCs w:val="24"/>
+        </w:rPr>
+        <w:t xml:space="preserve">Sessão </w:t>
+      </w:r>
+      <w:r>
+        <w:rPr>
+          <w:rFonts w:cstheme="minorHAnsi"/>
+          <w:i/>
+          <w:iCs/>
+          <w:sz w:val="24"/>
+          <w:szCs w:val="24"/>
+        </w:rPr>
+        <w:t>1</w:t>
+      </w:r>
+      <w:r>
+        <w:rPr>
+          <w:rFonts w:cstheme="minorHAnsi"/>
+          <w:i/>
+          <w:iCs/>
+          <w:sz w:val="24"/>
+          <w:szCs w:val="24"/>
+        </w:rPr>
+        <w:t xml:space="preserve"> – </w:t>
+      </w:r>
+      <w:r>
+        <w:rPr>
+          <w:rFonts w:cstheme="minorHAnsi"/>
+          <w:i/>
+          <w:iCs/>
+          <w:sz w:val="24"/>
+          <w:szCs w:val="24"/>
+        </w:rPr>
+        <w:t xml:space="preserve">Sobre o serviço </w:t>
+      </w:r>
+    </w:p>
+    <w:p>
+      <w:pPr>
+        <w:pStyle w:val="PargrafodaLista"/>
+        <w:numPr>
+          <w:ilvl w:val="0"/>
+          <w:numId w:val="1"/>
+        </w:numPr>
+        <w:rPr>
+          <w:rFonts w:cstheme="minorHAnsi"/>
+          <w:i/>
+          <w:iCs/>
+          <w:sz w:val="24"/>
+          <w:szCs w:val="24"/>
+        </w:rPr>
+      </w:pPr>
+      <w:r>
+        <w:rPr>
+          <w:rFonts w:cstheme="minorHAnsi"/>
+          <w:i/>
+          <w:iCs/>
+          <w:sz w:val="24"/>
+          <w:szCs w:val="24"/>
+        </w:rPr>
+        <w:t>Manutenção em sistemas</w:t>
+      </w:r>
+      <w:r>
+        <w:rPr>
+          <w:rFonts w:cstheme="minorHAnsi"/>
+          <w:i/>
+          <w:iCs/>
+          <w:sz w:val="24"/>
+          <w:szCs w:val="24"/>
+        </w:rPr>
+        <w:t xml:space="preserve"> de segurança</w:t>
+      </w:r>
+      <w:r>
+        <w:rPr>
+          <w:rFonts w:cstheme="minorHAnsi"/>
+          <w:i/>
+          <w:iCs/>
+          <w:sz w:val="24"/>
+          <w:szCs w:val="24"/>
+        </w:rPr>
+        <w:t xml:space="preserve"> </w:t>
+      </w:r>
+      <w:r>
+        <w:rPr>
+          <w:rFonts w:cstheme="minorHAnsi"/>
+          <w:i/>
+          <w:iCs/>
+          <w:sz w:val="24"/>
+          <w:szCs w:val="24"/>
+        </w:rPr>
+        <w:t>contra</w:t>
+      </w:r>
+      <w:r>
+        <w:rPr>
+          <w:rFonts w:cstheme="minorHAnsi"/>
+          <w:i/>
+          <w:iCs/>
+          <w:sz w:val="24"/>
+          <w:szCs w:val="24"/>
+        </w:rPr>
+        <w:t xml:space="preserve"> incêndio </w:t>
+      </w:r>
+      <w:r>
+        <w:rPr>
+          <w:rFonts w:cstheme="minorHAnsi"/>
+          <w:i/>
+          <w:iCs/>
+          <w:sz w:val="24"/>
+          <w:szCs w:val="24"/>
+        </w:rPr>
+        <w:br/>
+      </w:r>
+    </w:p>
+    <w:p>
+      <w:r>
+        <w:rPr>
+          <w:i/>
+          <w:iCs/>
+        </w:rPr>
+        <w:t>Manutenção para manter seus sistemas preparados</w:t>
+      </w:r>
+    </w:p>
+    <w:p>
+      <w:r>
+        <w:t>Realizamos manutenção preventiva e corretiva em sistemas de segurança contra incêndio, com inspeções, verificações e testes de funcionamento de acordo com as características de cada sistema e da edificação.</w:t>
+      </w:r>
+    </w:p>
+    <w:p>
+      <w:r>
+        <w:t>A manutenção permite identificar desgastes, falhas ou irregularidades e realizar as intervenções necessárias para manter os sistemas em condições adequadas de funcionamento e contribuir para a segurança da edificação.</w:t>
       </w:r>
     </w:p>
     <w:p/>
     <w:p>
-      <w:pPr>
-        <w:rPr>
-          <w:rFonts w:cstheme="minorHAnsi"/>
-          <w:i/>
-          <w:iCs/>
-          <w:sz w:val="24"/>
-          <w:szCs w:val="24"/>
+      <w:r>
+        <w:rPr>
+          <w:rFonts w:cstheme="minorHAnsi"/>
+          <w:b/>
+          <w:bCs/>
+          <w:i/>
+          <w:iCs/>
+        </w:rPr>
+        <w:t xml:space="preserve">Benefícios </w:t>
+      </w:r>
+    </w:p>
+    <w:p>
+      <w:pPr>
+        <w:pStyle w:val="PargrafodaLista"/>
+        <w:numPr>
+          <w:ilvl w:val="0"/>
+          <w:numId w:val="1"/>
+        </w:numPr>
+      </w:pPr>
+      <w:r>
+        <w:t>Prevenção de falhas</w:t>
+      </w:r>
+      <w:r>
+        <w:t xml:space="preserve">: </w:t>
+      </w:r>
+      <w:r>
+        <w:t>Identificação antecipada de possíveis problemas que possam comprometer o funcionamento dos sistemas.</w:t>
+      </w:r>
+    </w:p>
+    <w:p>
+      <w:pPr>
+        <w:pStyle w:val="PargrafodaLista"/>
+        <w:numPr>
+          <w:ilvl w:val="0"/>
+          <w:numId w:val="1"/>
+        </w:numPr>
+      </w:pPr>
+      <w:r>
+        <w:t>Verificação dos equipamentos</w:t>
+      </w:r>
+      <w:r>
+        <w:t xml:space="preserve">: </w:t>
+      </w:r>
+      <w:r>
+        <w:t>Inspeção e testes para avaliar as condições de funcionamento dos sistemas e seus componentes.</w:t>
+      </w:r>
+    </w:p>
+    <w:p>
+      <w:pPr>
+        <w:pStyle w:val="PargrafodaLista"/>
+        <w:numPr>
+          <w:ilvl w:val="0"/>
+          <w:numId w:val="1"/>
+        </w:numPr>
+      </w:pPr>
+      <w:r>
+        <w:lastRenderedPageBreak/>
+        <w:t>Maior confiabilidade</w:t>
+      </w:r>
+      <w:r>
+        <w:t xml:space="preserve">: </w:t>
+      </w:r>
+      <w:r>
+        <w:t>Manutenções periódicas contribuem para manter os sistemas preparados para situações de emergência.</w:t>
+      </w:r>
+    </w:p>
+    <w:p>
+      <w:pPr>
+        <w:pStyle w:val="PargrafodaLista"/>
+        <w:numPr>
+          <w:ilvl w:val="0"/>
+          <w:numId w:val="1"/>
+        </w:numPr>
+      </w:pPr>
+      <w:r>
+        <w:t>Preservação dos sistemas</w:t>
+      </w:r>
+      <w:r>
+        <w:t xml:space="preserve">: </w:t>
+      </w:r>
+      <w:r>
+        <w:t>Acompanhamento das condições dos equipamentos, contribuindo para sua conservação e vida útil.</w:t>
+      </w:r>
+    </w:p>
+    <w:p>
+      <w:pPr>
+        <w:pStyle w:val="PargrafodaLista"/>
+        <w:numPr>
+          <w:ilvl w:val="0"/>
+          <w:numId w:val="1"/>
+        </w:numPr>
+      </w:pPr>
+      <w:r>
+        <w:t>Segurança da edificação</w:t>
+      </w:r>
+      <w:r>
+        <w:t xml:space="preserve">: </w:t>
+      </w:r>
+      <w:r>
+        <w:t>Manter os sistemas em condições adequadas contribui para a proteção de pessoas, patrimônio e operações.</w:t>
+      </w:r>
+    </w:p>
+    <w:p/>
+    <w:p>
+      <w:r>
+        <w:rPr>
+          <w:b/>
+          <w:bCs/>
+          <w:i/>
+          <w:iCs/>
+        </w:rPr>
+        <w:t>Sistemas Atendidos</w:t>
+      </w:r>
+    </w:p>
+    <w:p>
+      <w:r>
+        <w:t>A manutenção pode ser realizada de acordo com as características e necessidades da edificação, contemplando diferentes sistemas de segurança contra incêndio, como:</w:t>
+      </w:r>
+    </w:p>
+    <w:p>
+      <w:r>
+        <w:t xml:space="preserve">Sistemas de detecção e alarme de incêndio · Sistemas de pressurização de escadas </w:t>
+      </w:r>
+    </w:p>
+    <w:p/>
+    <w:p>
+      <w:r>
+        <w:rPr>
+          <w:rFonts w:cstheme="minorHAnsi"/>
+          <w:b/>
+          <w:bCs/>
+          <w:i/>
+          <w:iCs/>
+        </w:rPr>
+        <w:t>Referência Técnica</w:t>
+      </w:r>
+    </w:p>
+    <w:p>
+      <w:r>
+        <w:t>Os serviços são realizados considerando as normas técnicas e as Instruções Técnicas do Corpo de Bombeiros aplicáveis a cada sistema e à edificação.</w:t>
+      </w:r>
+    </w:p>
+    <w:p>
+      <w:pPr>
+        <w:rPr>
+          <w:rFonts w:cstheme="minorHAnsi"/>
+        </w:rPr>
+      </w:pPr>
+    </w:p>
+    <w:p>
+      <w:pPr>
+        <w:rPr>
+          <w:rFonts w:cstheme="minorHAnsi"/>
+        </w:rPr>
+      </w:pPr>
+      <w:r>
+        <w:rPr>
+          <w:rFonts w:cstheme="minorHAnsi"/>
+        </w:rPr>
+        <w:t>—</w:t>
+      </w:r>
+    </w:p>
+    <w:p>
+      <w:pPr>
+        <w:rPr>
+          <w:rFonts w:cstheme="minorHAnsi"/>
+        </w:rPr>
+      </w:pPr>
+    </w:p>
+    <w:p>
+      <w:pPr>
+        <w:rPr>
+          <w:rFonts w:cstheme="minorHAnsi"/>
         </w:rPr>
       </w:pPr>
       <w:r>
@@ -1727,7 +3465,7 @@
           <w:sz w:val="24"/>
           <w:szCs w:val="24"/>
         </w:rPr>
-        <w:t>3</w:t>
+        <w:t>1</w:t>
       </w:r>
       <w:r>
         <w:rPr>
@@ -1739,49 +3477,220 @@
         </w:rPr>
         <w:t xml:space="preserve"> – </w:t>
       </w:r>
+      <w:r>
+        <w:rPr>
+          <w:rFonts w:cstheme="minorHAnsi"/>
+          <w:i/>
+          <w:iCs/>
+          <w:sz w:val="24"/>
+          <w:szCs w:val="24"/>
+        </w:rPr>
+        <w:t xml:space="preserve">Sobre o serviço </w:t>
+      </w:r>
+    </w:p>
+    <w:p>
+      <w:pPr>
+        <w:pStyle w:val="PargrafodaLista"/>
+        <w:numPr>
+          <w:ilvl w:val="0"/>
+          <w:numId w:val="1"/>
+        </w:numPr>
+        <w:rPr>
+          <w:rFonts w:cstheme="minorHAnsi"/>
+          <w:i/>
+          <w:iCs/>
+          <w:sz w:val="24"/>
+          <w:szCs w:val="24"/>
+        </w:rPr>
+      </w:pPr>
+      <w:r>
+        <w:rPr>
+          <w:rFonts w:cstheme="minorHAnsi"/>
+          <w:i/>
+          <w:iCs/>
+          <w:sz w:val="24"/>
+          <w:szCs w:val="24"/>
+        </w:rPr>
+        <w:t>Acessória AVCB/CLCB</w:t>
+      </w:r>
+      <w:r>
+        <w:rPr>
+          <w:rFonts w:cstheme="minorHAnsi"/>
+          <w:i/>
+          <w:iCs/>
+          <w:sz w:val="24"/>
+          <w:szCs w:val="24"/>
+        </w:rPr>
+        <w:br/>
+      </w:r>
+    </w:p>
+    <w:p>
+      <w:r>
+        <w:rPr>
+          <w:i/>
+          <w:iCs/>
+        </w:rPr>
+        <w:t>Regularização e adequação da sua edificação</w:t>
+      </w:r>
+    </w:p>
+    <w:p>
+      <w:r>
+        <w:t>Prestamos assessoria para processos de obtenção e renovação de AVCB e CLCB, realizando a análise das condições da edificação e orientando quanto às adequações necessárias para atendimento às exigências de segurança contra incêndio.</w:t>
+      </w:r>
+    </w:p>
+    <w:p>
+      <w:r>
+        <w:t xml:space="preserve">A </w:t>
+      </w:r>
       <w:proofErr w:type="spellStart"/>
       <w:r>
-        <w:rPr>
-          <w:rFonts w:cstheme="minorHAnsi"/>
-          <w:i/>
-          <w:iCs/>
-          <w:sz w:val="24"/>
-          <w:szCs w:val="24"/>
-        </w:rPr>
-        <w:t>Form</w:t>
+        <w:t>Fireside</w:t>
       </w:r>
       <w:proofErr w:type="spellEnd"/>
       <w:r>
-        <w:rPr>
-          <w:rFonts w:cstheme="minorHAnsi"/>
-          <w:i/>
-          <w:iCs/>
-          <w:sz w:val="24"/>
-          <w:szCs w:val="24"/>
-        </w:rPr>
-        <w:t xml:space="preserve"> de contato</w:t>
-      </w:r>
-    </w:p>
-    <w:p>
-      <w:r>
-        <w:rPr>
-          <w:b/>
-          <w:bCs/>
-        </w:rPr>
-        <w:t>Segurança começa com planejamento.</w:t>
-      </w:r>
-      <w:r>
-        <w:rPr>
-          <w:b/>
-          <w:bCs/>
-        </w:rPr>
-        <w:br/>
-      </w:r>
-      <w:r>
-        <w:t>Desenvolvemos, implantamos e regularizamos sistemas completos de prevenção e combate a incêndio, com tecnologia, precisão técnica e conformidade legal.</w:t>
+        <w:t xml:space="preserve"> acompanha as etapas necessárias para a regularização, desde a identificação das necessidades e desenvolvimento das soluções até o acompanhamento do processo junto aos órgãos competentes.</w:t>
       </w:r>
     </w:p>
     <w:p/>
+    <w:p>
+      <w:r>
+        <w:rPr>
+          <w:rFonts w:cstheme="minorHAnsi"/>
+          <w:b/>
+          <w:bCs/>
+          <w:i/>
+          <w:iCs/>
+        </w:rPr>
+        <w:t xml:space="preserve">Benefícios </w:t>
+      </w:r>
+    </w:p>
+    <w:p>
+      <w:pPr>
+        <w:pStyle w:val="PargrafodaLista"/>
+        <w:numPr>
+          <w:ilvl w:val="0"/>
+          <w:numId w:val="1"/>
+        </w:numPr>
+      </w:pPr>
+      <w:r>
+        <w:t>Análise da edificação</w:t>
+      </w:r>
+      <w:r>
+        <w:t xml:space="preserve">: </w:t>
+      </w:r>
+      <w:r>
+        <w:t>Identificação das necessidades de adequação conforme as características e condições do empreendimento.</w:t>
+      </w:r>
+    </w:p>
+    <w:p>
+      <w:pPr>
+        <w:pStyle w:val="PargrafodaLista"/>
+        <w:numPr>
+          <w:ilvl w:val="0"/>
+          <w:numId w:val="1"/>
+        </w:numPr>
+      </w:pPr>
+      <w:r>
+        <w:t>Orientação técnica</w:t>
+      </w:r>
+      <w:r>
+        <w:t xml:space="preserve">: </w:t>
+      </w:r>
+      <w:r>
+        <w:t>Direcionamento sobre as medidas e sistemas necessários para atendimento às exigências aplicáveis.</w:t>
+      </w:r>
+    </w:p>
+    <w:p>
+      <w:pPr>
+        <w:pStyle w:val="PargrafodaLista"/>
+        <w:numPr>
+          <w:ilvl w:val="0"/>
+          <w:numId w:val="1"/>
+        </w:numPr>
+      </w:pPr>
+      <w:r>
+        <w:t>Adequação dos sistemas</w:t>
+      </w:r>
+      <w:r>
+        <w:t xml:space="preserve">: </w:t>
+      </w:r>
+      <w:r>
+        <w:t>Desenvolvimento e acompanhamento das soluções necessárias para a regularização da edificação.</w:t>
+      </w:r>
+    </w:p>
+    <w:p>
+      <w:pPr>
+        <w:pStyle w:val="PargrafodaLista"/>
+        <w:numPr>
+          <w:ilvl w:val="0"/>
+          <w:numId w:val="1"/>
+        </w:numPr>
+      </w:pPr>
+      <w:r>
+        <w:lastRenderedPageBreak/>
+        <w:t>Acompanhamento do processo</w:t>
+      </w:r>
+      <w:r>
+        <w:t xml:space="preserve">: </w:t>
+      </w:r>
+      <w:r>
+        <w:t>Suporte nas etapas do processo de regularização junto aos órgãos competentes.</w:t>
+      </w:r>
+    </w:p>
+    <w:p>
+      <w:pPr>
+        <w:pStyle w:val="PargrafodaLista"/>
+        <w:numPr>
+          <w:ilvl w:val="0"/>
+          <w:numId w:val="1"/>
+        </w:numPr>
+      </w:pPr>
+      <w:r>
+        <w:t>Mais segurança e tranquilidade</w:t>
+      </w:r>
+      <w:r>
+        <w:t xml:space="preserve">: </w:t>
+      </w:r>
+      <w:r>
+        <w:t>Uma edificação regularizada e com seus sistemas adequados contribui para a segurança de ocupantes e patrimônio.</w:t>
+      </w:r>
+    </w:p>
+    <w:p/>
+    <w:p>
+      <w:r>
+        <w:rPr>
+          <w:rFonts w:cstheme="minorHAnsi"/>
+          <w:b/>
+          <w:bCs/>
+          <w:i/>
+          <w:iCs/>
+        </w:rPr>
+        <w:t>Referência Técnica</w:t>
+      </w:r>
+    </w:p>
+    <w:p>
+      <w:pPr>
+        <w:rPr>
+          <w:rFonts w:cstheme="minorHAnsi"/>
+        </w:rPr>
+      </w:pPr>
+      <w:r>
+        <w:t>Os processos são conduzidos considerando as Instruções Técnicas do Corpo de Bombeiros e a legislação estadual aplicável à edificação.</w:t>
+      </w:r>
+    </w:p>
+    <w:p>
+      <w:pPr>
+        <w:rPr>
+          <w:rFonts w:cstheme="minorHAnsi"/>
+        </w:rPr>
+      </w:pPr>
+      <w:r>
+        <w:rPr>
+          <w:rFonts w:cstheme="minorHAnsi"/>
+        </w:rPr>
+        <w:t>—</w:t>
+      </w:r>
+    </w:p>
     <w:p>
       <w:pPr>
         <w:rPr>
@@ -1795,13 +3704,660 @@
       <w:r>
         <w:rPr>
           <w:rFonts w:cstheme="minorHAnsi"/>
+          <w:i/>
+          <w:iCs/>
+          <w:sz w:val="24"/>
+          <w:szCs w:val="24"/>
+        </w:rPr>
+        <w:br/>
+      </w:r>
+      <w:r>
+        <w:rPr>
+          <w:rFonts w:cstheme="minorHAnsi"/>
+          <w:i/>
+          <w:iCs/>
+          <w:sz w:val="24"/>
+          <w:szCs w:val="24"/>
+        </w:rPr>
+        <w:t xml:space="preserve">Sessão </w:t>
+      </w:r>
+      <w:r>
+        <w:rPr>
+          <w:rFonts w:cstheme="minorHAnsi"/>
+          <w:i/>
+          <w:iCs/>
+          <w:sz w:val="24"/>
+          <w:szCs w:val="24"/>
+        </w:rPr>
+        <w:t>1</w:t>
+      </w:r>
+      <w:r>
+        <w:rPr>
+          <w:rFonts w:cstheme="minorHAnsi"/>
+          <w:i/>
+          <w:iCs/>
+          <w:sz w:val="24"/>
+          <w:szCs w:val="24"/>
+        </w:rPr>
+        <w:t xml:space="preserve"> – </w:t>
+      </w:r>
+      <w:r>
+        <w:rPr>
+          <w:rFonts w:cstheme="minorHAnsi"/>
+          <w:i/>
+          <w:iCs/>
+          <w:sz w:val="24"/>
+          <w:szCs w:val="24"/>
+        </w:rPr>
+        <w:t xml:space="preserve">Sobre o serviço </w:t>
+      </w:r>
+    </w:p>
+    <w:p>
+      <w:pPr>
+        <w:pStyle w:val="PargrafodaLista"/>
+        <w:numPr>
+          <w:ilvl w:val="0"/>
+          <w:numId w:val="1"/>
+        </w:numPr>
+        <w:rPr>
+          <w:rFonts w:cstheme="minorHAnsi"/>
+          <w:i/>
+          <w:iCs/>
+          <w:sz w:val="24"/>
+          <w:szCs w:val="24"/>
+        </w:rPr>
+      </w:pPr>
+      <w:r>
+        <w:rPr>
+          <w:rFonts w:cstheme="minorHAnsi"/>
+          <w:i/>
+          <w:iCs/>
+          <w:sz w:val="24"/>
+          <w:szCs w:val="24"/>
+        </w:rPr>
+        <w:t>Sistema de Sprinkler</w:t>
+      </w:r>
+      <w:r>
+        <w:rPr>
+          <w:rFonts w:cstheme="minorHAnsi"/>
+          <w:i/>
+          <w:iCs/>
+          <w:sz w:val="24"/>
+          <w:szCs w:val="24"/>
+        </w:rPr>
+        <w:br/>
+      </w:r>
+    </w:p>
+    <w:p>
+      <w:r>
+        <w:rPr>
+          <w:i/>
+          <w:iCs/>
+        </w:rPr>
+        <w:t>Proteção automática para controle de incêndios</w:t>
+      </w:r>
+    </w:p>
+    <w:p>
+      <w:r>
+        <w:t>Projetamos e implantamos sistemas de sprinklers de acordo com as características e necessidades de cada edificação. O trabalho envolve o dimensionamento hidráulico, a definição das áreas de cobertura e a integração do sistema ao abastecimento de água.</w:t>
+      </w:r>
+    </w:p>
+    <w:p>
+      <w:r>
+        <w:t>Os sprinklers atuam automaticamente diante de uma elevação de temperatura, contribuindo para o controle do princípio de incêndio e para a redução dos danos à edificação.</w:t>
+      </w:r>
+    </w:p>
+    <w:p/>
+    <w:p>
+      <w:r>
+        <w:rPr>
+          <w:rFonts w:cstheme="minorHAnsi"/>
+          <w:b/>
+          <w:bCs/>
+          <w:i/>
+          <w:iCs/>
+        </w:rPr>
+        <w:t xml:space="preserve">Benefícios </w:t>
+      </w:r>
+    </w:p>
+    <w:p>
+      <w:pPr>
+        <w:pStyle w:val="PargrafodaLista"/>
+        <w:numPr>
+          <w:ilvl w:val="0"/>
+          <w:numId w:val="1"/>
+        </w:numPr>
+      </w:pPr>
+      <w:r>
+        <w:t>Atuação automática</w:t>
+      </w:r>
+      <w:r>
+        <w:t xml:space="preserve">: </w:t>
+      </w:r>
+      <w:r>
+        <w:t>O sistema pode atuar automaticamente diante das condições de temperatura previstas para o acionamento dos sprinklers.</w:t>
+      </w:r>
+    </w:p>
+    <w:p>
+      <w:pPr>
+        <w:pStyle w:val="PargrafodaLista"/>
+        <w:numPr>
+          <w:ilvl w:val="0"/>
+          <w:numId w:val="1"/>
+        </w:numPr>
+      </w:pPr>
+      <w:r>
+        <w:t>Controle do incêndio</w:t>
+      </w:r>
+      <w:r>
+        <w:t xml:space="preserve">: </w:t>
+      </w:r>
+      <w:r>
+        <w:t>Contribui para controlar o desenvolvimento do incêndio em seu estágio inicial.</w:t>
+      </w:r>
+    </w:p>
+    <w:p>
+      <w:pPr>
+        <w:pStyle w:val="PargrafodaLista"/>
+        <w:numPr>
+          <w:ilvl w:val="0"/>
+          <w:numId w:val="1"/>
+        </w:numPr>
+      </w:pPr>
+      <w:r>
+        <w:t>Proteção da edificação</w:t>
+      </w:r>
+      <w:r>
+        <w:t xml:space="preserve">: </w:t>
+      </w:r>
+      <w:r>
+        <w:t>Auxilia na redução de danos estruturais e patrimoniais provocados pelo incêndio.</w:t>
+      </w:r>
+    </w:p>
+    <w:p>
+      <w:pPr>
+        <w:pStyle w:val="PargrafodaLista"/>
+        <w:numPr>
+          <w:ilvl w:val="0"/>
+          <w:numId w:val="1"/>
+        </w:numPr>
+      </w:pPr>
+      <w:r>
+        <w:t>Cobertura dimensionada</w:t>
+      </w:r>
+      <w:r>
+        <w:t xml:space="preserve">: </w:t>
+      </w:r>
+      <w:r>
+        <w:t>O sistema é projetado considerando as áreas de cobertura e as características específicas da edificação.</w:t>
+      </w:r>
+    </w:p>
+    <w:p>
+      <w:pPr>
+        <w:pStyle w:val="PargrafodaLista"/>
+        <w:numPr>
+          <w:ilvl w:val="0"/>
+          <w:numId w:val="1"/>
+        </w:numPr>
+      </w:pPr>
+      <w:r>
+        <w:t>Segurança operacional</w:t>
+      </w:r>
+      <w:r>
+        <w:t xml:space="preserve">: </w:t>
+      </w:r>
+      <w:r>
+        <w:t>Contribui para a proteção das instalações e para a redução dos impactos de uma ocorrência de incêndio.</w:t>
+      </w:r>
+    </w:p>
+    <w:p/>
+    <w:p>
+      <w:r>
+        <w:rPr>
+          <w:rFonts w:cstheme="minorHAnsi"/>
+          <w:b/>
+          <w:bCs/>
+          <w:i/>
+          <w:iCs/>
+        </w:rPr>
+        <w:t>Referência Técnica</w:t>
+      </w:r>
+    </w:p>
+    <w:p>
+      <w:r>
+        <w:t>Projetos e instalações realizados conforme a ABNT NBR 10897 e as Instruções Técnicas do Corpo de Bombeiros aplicáveis à edificação.</w:t>
+      </w:r>
+    </w:p>
+    <w:p>
+      <w:pPr>
+        <w:rPr>
+          <w:rFonts w:cstheme="minorHAnsi"/>
+        </w:rPr>
+      </w:pPr>
+    </w:p>
+    <w:p>
+      <w:pPr>
+        <w:rPr>
+          <w:rFonts w:cstheme="minorHAnsi"/>
+        </w:rPr>
+      </w:pPr>
+      <w:r>
+        <w:rPr>
+          <w:rFonts w:cstheme="minorHAnsi"/>
+        </w:rPr>
+        <w:t>—</w:t>
+      </w:r>
+    </w:p>
+    <w:p>
+      <w:pPr>
+        <w:rPr>
+          <w:rFonts w:cstheme="minorHAnsi"/>
+        </w:rPr>
+      </w:pPr>
+    </w:p>
+    <w:p>
+      <w:r>
+        <w:rPr>
+          <w:rFonts w:cstheme="minorHAnsi"/>
+          <w:i/>
+          <w:iCs/>
+          <w:sz w:val="24"/>
+          <w:szCs w:val="24"/>
+        </w:rPr>
+        <w:t xml:space="preserve">Sessão </w:t>
+      </w:r>
+      <w:r>
+        <w:rPr>
+          <w:rFonts w:cstheme="minorHAnsi"/>
+          <w:i/>
+          <w:iCs/>
+          <w:sz w:val="24"/>
+          <w:szCs w:val="24"/>
+        </w:rPr>
+        <w:t>1</w:t>
+      </w:r>
+      <w:r>
+        <w:rPr>
+          <w:rFonts w:cstheme="minorHAnsi"/>
+          <w:i/>
+          <w:iCs/>
+          <w:sz w:val="24"/>
+          <w:szCs w:val="24"/>
+        </w:rPr>
+        <w:t xml:space="preserve"> – </w:t>
+      </w:r>
+      <w:r>
+        <w:rPr>
+          <w:rFonts w:cstheme="minorHAnsi"/>
+          <w:i/>
+          <w:iCs/>
+          <w:sz w:val="24"/>
+          <w:szCs w:val="24"/>
+        </w:rPr>
+        <w:t xml:space="preserve">Sobre o serviço </w:t>
+      </w:r>
+    </w:p>
+    <w:p>
+      <w:pPr>
+        <w:pStyle w:val="PargrafodaLista"/>
+        <w:numPr>
+          <w:ilvl w:val="0"/>
+          <w:numId w:val="1"/>
+        </w:numPr>
+        <w:rPr>
+          <w:rFonts w:cstheme="minorHAnsi"/>
+          <w:i/>
+          <w:iCs/>
+          <w:sz w:val="24"/>
+          <w:szCs w:val="24"/>
+        </w:rPr>
+      </w:pPr>
+      <w:r>
+        <w:rPr>
+          <w:rFonts w:cstheme="minorHAnsi"/>
+          <w:i/>
+          <w:iCs/>
+          <w:sz w:val="24"/>
+          <w:szCs w:val="24"/>
+        </w:rPr>
+        <w:t>Placas de identificação</w:t>
+      </w:r>
+      <w:r>
+        <w:rPr>
+          <w:rFonts w:cstheme="minorHAnsi"/>
+          <w:i/>
+          <w:iCs/>
+          <w:sz w:val="24"/>
+          <w:szCs w:val="24"/>
+        </w:rPr>
+        <w:br/>
+      </w:r>
+    </w:p>
+    <w:p>
+      <w:pPr>
+        <w:rPr>
+          <w:i/>
+          <w:iCs/>
+        </w:rPr>
+      </w:pPr>
+      <w:r>
+        <w:rPr>
+          <w:i/>
+          <w:iCs/>
+        </w:rPr>
+        <w:t>Orientação clara para situações de emergência</w:t>
+      </w:r>
+    </w:p>
+    <w:p>
+      <w:r>
+        <w:t>Fornecemos e instalamos sinalizações de emergência de acordo com as características e o layout de cada edificação, garantindo a identificação adequada de rotas de fuga, saídas de emergência e equipamentos de segurança.</w:t>
+      </w:r>
+    </w:p>
+    <w:p>
+      <w:r>
+        <w:t>As sinalizações são posicionadas de forma estratégica para facilitar a orientação dos ocupantes e contribuir para uma evacuação mais organizada e segura em situações de emergência.</w:t>
+      </w:r>
+    </w:p>
+    <w:p/>
+    <w:p>
+      <w:r>
+        <w:rPr>
+          <w:rFonts w:cstheme="minorHAnsi"/>
+          <w:b/>
+          <w:bCs/>
+          <w:i/>
+          <w:iCs/>
+        </w:rPr>
+        <w:t xml:space="preserve">Benefícios </w:t>
+      </w:r>
+    </w:p>
+    <w:p>
+      <w:pPr>
+        <w:pStyle w:val="PargrafodaLista"/>
+        <w:numPr>
+          <w:ilvl w:val="0"/>
+          <w:numId w:val="1"/>
+        </w:numPr>
+      </w:pPr>
+      <w:r>
+        <w:t>Orientação dos ocupantes</w:t>
+      </w:r>
+      <w:r>
+        <w:t xml:space="preserve">: </w:t>
+      </w:r>
+      <w:r>
+        <w:t>Facilita a identificação das rotas de fuga e saídas de emergência.</w:t>
+      </w:r>
+    </w:p>
+    <w:p>
+      <w:pPr>
+        <w:pStyle w:val="PargrafodaLista"/>
+        <w:numPr>
+          <w:ilvl w:val="0"/>
+          <w:numId w:val="1"/>
+        </w:numPr>
+      </w:pPr>
+      <w:r>
+        <w:t>Identificação dos equipamentos</w:t>
+      </w:r>
+      <w:r>
+        <w:t xml:space="preserve">: </w:t>
+      </w:r>
+      <w:r>
+        <w:t>Auxilia na localização de equipamentos e sistemas destinados à segurança contra incêndio.</w:t>
+      </w:r>
+    </w:p>
+    <w:p>
+      <w:pPr>
+        <w:pStyle w:val="PargrafodaLista"/>
+        <w:numPr>
+          <w:ilvl w:val="0"/>
+          <w:numId w:val="1"/>
+        </w:numPr>
+      </w:pPr>
+      <w:r>
+        <w:t>Evacuação mais organizada</w:t>
+      </w:r>
+      <w:r>
+        <w:t xml:space="preserve">: </w:t>
+      </w:r>
+      <w:r>
+        <w:t>Contribui para que os ocupantes encontrem as rotas de saída com maior facilidade durante uma emergência.</w:t>
+      </w:r>
+    </w:p>
+    <w:p>
+      <w:pPr>
+        <w:pStyle w:val="PargrafodaLista"/>
+        <w:numPr>
+          <w:ilvl w:val="0"/>
+          <w:numId w:val="1"/>
+        </w:numPr>
+      </w:pPr>
+      <w:r>
+        <w:t>Padronização da sinalização</w:t>
+      </w:r>
+      <w:r>
+        <w:t xml:space="preserve">: </w:t>
+      </w:r>
+      <w:r>
+        <w:t>Utilização de sinalizações adequadas às características e necessidades da edificação.</w:t>
+      </w:r>
+    </w:p>
+    <w:p>
+      <w:pPr>
+        <w:pStyle w:val="PargrafodaLista"/>
+        <w:numPr>
+          <w:ilvl w:val="0"/>
+          <w:numId w:val="1"/>
+        </w:numPr>
+      </w:pPr>
+      <w:r>
+        <w:t>Mais segurança em situações de emergência</w:t>
+      </w:r>
+      <w:r>
+        <w:t xml:space="preserve">: </w:t>
+      </w:r>
+      <w:r>
+        <w:t>Contribui para uma orientação rápida e clara em momentos que exigem tomada de decisão.</w:t>
+      </w:r>
+    </w:p>
+    <w:p/>
+    <w:p>
+      <w:r>
+        <w:rPr>
+          <w:rFonts w:cstheme="minorHAnsi"/>
+          <w:b/>
+          <w:bCs/>
+          <w:i/>
+          <w:iCs/>
+        </w:rPr>
+        <w:t>Referência Técnica</w:t>
+      </w:r>
+    </w:p>
+    <w:p>
+      <w:r>
+        <w:t>Sinalizações elaboradas e instaladas conforme a ABNT NBR 13434 e as Instruções Técnicas do Corpo de Bombeiros aplicáveis à edificação.</w:t>
+      </w:r>
+    </w:p>
+    <w:p/>
+    <w:p>
+      <w:pPr>
+        <w:rPr>
+          <w:rFonts w:cstheme="minorHAnsi"/>
+        </w:rPr>
+      </w:pPr>
+      <w:r>
+        <w:rPr>
+          <w:rFonts w:cstheme="minorHAnsi"/>
+        </w:rPr>
+        <w:t>—</w:t>
+      </w:r>
+    </w:p>
+    <w:p/>
+    <w:p>
+      <w:pPr>
+        <w:rPr>
+          <w:rFonts w:cstheme="minorHAnsi"/>
+          <w:i/>
+          <w:iCs/>
+          <w:sz w:val="24"/>
+          <w:szCs w:val="24"/>
+        </w:rPr>
+      </w:pPr>
+      <w:r>
+        <w:rPr>
+          <w:rFonts w:cstheme="minorHAnsi"/>
+          <w:i/>
+          <w:iCs/>
+          <w:sz w:val="24"/>
+          <w:szCs w:val="24"/>
+        </w:rPr>
+        <w:t xml:space="preserve">Sessão </w:t>
+      </w:r>
+      <w:r>
+        <w:rPr>
+          <w:rFonts w:cstheme="minorHAnsi"/>
+          <w:i/>
+          <w:iCs/>
+          <w:sz w:val="24"/>
+          <w:szCs w:val="24"/>
+        </w:rPr>
+        <w:t>2</w:t>
+      </w:r>
+      <w:r>
+        <w:rPr>
+          <w:rFonts w:cstheme="minorHAnsi"/>
+          <w:i/>
+          <w:iCs/>
+          <w:sz w:val="24"/>
+          <w:szCs w:val="24"/>
+        </w:rPr>
+        <w:t xml:space="preserve"> – </w:t>
+      </w:r>
+      <w:proofErr w:type="spellStart"/>
+      <w:r>
+        <w:rPr>
+          <w:rFonts w:cstheme="minorHAnsi"/>
+          <w:i/>
+          <w:iCs/>
+          <w:sz w:val="24"/>
+          <w:szCs w:val="24"/>
+        </w:rPr>
+        <w:t>Form</w:t>
+      </w:r>
+      <w:proofErr w:type="spellEnd"/>
+      <w:r>
+        <w:rPr>
+          <w:rFonts w:cstheme="minorHAnsi"/>
+          <w:i/>
+          <w:iCs/>
+          <w:sz w:val="24"/>
+          <w:szCs w:val="24"/>
+        </w:rPr>
+        <w:t xml:space="preserve"> de contato</w:t>
+      </w:r>
+      <w:r>
+        <w:rPr>
+          <w:rFonts w:cstheme="minorHAnsi"/>
+          <w:i/>
+          <w:iCs/>
+          <w:sz w:val="24"/>
+          <w:szCs w:val="24"/>
+        </w:rPr>
+        <w:t xml:space="preserve"> PARA TODOS OS SERVIÇOS</w:t>
+      </w:r>
+    </w:p>
+    <w:p>
+      <w:pPr>
+        <w:rPr>
+          <w:rFonts w:cstheme="minorHAnsi"/>
+          <w:b/>
+          <w:bCs/>
+          <w:i/>
+          <w:iCs/>
+        </w:rPr>
+      </w:pPr>
+      <w:r>
+        <w:rPr>
+          <w:rFonts w:cstheme="minorHAnsi"/>
+          <w:b/>
+          <w:bCs/>
+          <w:i/>
+          <w:iCs/>
+        </w:rPr>
+        <w:t>FALE COM A FIRESIDE</w:t>
+      </w:r>
+    </w:p>
+    <w:p>
+      <w:pPr>
+        <w:rPr>
+          <w:rFonts w:cstheme="minorHAnsi"/>
+        </w:rPr>
+      </w:pPr>
+      <w:r>
+        <w:rPr>
+          <w:rFonts w:cstheme="minorHAnsi"/>
+        </w:rPr>
+        <w:t>Precisa de uma solução em segurança contra incêndio?</w:t>
+      </w:r>
+    </w:p>
+    <w:p>
+      <w:pPr>
+        <w:rPr>
+          <w:rFonts w:cstheme="minorHAnsi"/>
+        </w:rPr>
+      </w:pPr>
+      <w:r>
+        <w:rPr>
+          <w:rFonts w:cstheme="minorHAnsi"/>
+        </w:rPr>
+        <w:t>Nossa equipe está pronta para entender a necessidade do seu empreendimento e orientar você sobre a solução mais adequada.</w:t>
+      </w:r>
+    </w:p>
+    <w:p>
+      <w:pPr>
+        <w:rPr>
+          <w:rFonts w:cstheme="minorHAnsi"/>
+        </w:rPr>
+      </w:pPr>
+      <w:r>
+        <w:rPr>
+          <w:rFonts w:cstheme="minorHAnsi"/>
+        </w:rPr>
+        <w:t>Solicite uma avaliação técnica e conte-nos como podemos ajudar.</w:t>
+      </w:r>
+    </w:p>
+    <w:p>
+      <w:pPr>
+        <w:rPr>
+          <w:rFonts w:cstheme="minorHAnsi"/>
+        </w:rPr>
+      </w:pPr>
+      <w:r>
+        <w:rPr>
+          <w:rFonts w:cstheme="minorHAnsi"/>
+          <w:b/>
+          <w:bCs/>
+        </w:rPr>
+        <w:t>Botão:</w:t>
+      </w:r>
+      <w:r>
+        <w:rPr>
+          <w:rFonts w:cstheme="minorHAnsi"/>
+        </w:rPr>
+        <w:t xml:space="preserve"> Solicitar Avaliação</w:t>
+      </w:r>
+    </w:p>
+    <w:p>
+      <w:pPr>
+        <w:rPr>
+          <w:rFonts w:cstheme="minorHAnsi"/>
           <w:b/>
           <w:bCs/>
           <w:sz w:val="28"/>
           <w:szCs w:val="28"/>
         </w:rPr>
-        <w:t>Contato</w:t>
-      </w:r>
+      </w:pPr>
       <w:r>
         <w:rPr>
           <w:rFonts w:cstheme="minorHAnsi"/>
@@ -1810,117 +4366,10 @@
           <w:sz w:val="28"/>
           <w:szCs w:val="28"/>
         </w:rPr>
-        <w:t>:</w:t>
-      </w:r>
-    </w:p>
-    <w:p>
-      <w:pPr>
-        <w:rPr>
-          <w:rFonts w:cstheme="minorHAnsi"/>
-          <w:i/>
-          <w:iCs/>
-          <w:sz w:val="24"/>
-          <w:szCs w:val="24"/>
-        </w:rPr>
-      </w:pPr>
-      <w:r>
-        <w:rPr>
-          <w:rFonts w:cstheme="minorHAnsi"/>
-          <w:i/>
-          <w:iCs/>
-          <w:sz w:val="24"/>
-          <w:szCs w:val="24"/>
-        </w:rPr>
-        <w:t xml:space="preserve">Sessão </w:t>
-      </w:r>
-      <w:r>
-        <w:rPr>
-          <w:rFonts w:cstheme="minorHAnsi"/>
-          <w:i/>
-          <w:iCs/>
-          <w:sz w:val="24"/>
-          <w:szCs w:val="24"/>
-        </w:rPr>
-        <w:t>1</w:t>
-      </w:r>
-      <w:r>
-        <w:rPr>
-          <w:rFonts w:cstheme="minorHAnsi"/>
-          <w:i/>
-          <w:iCs/>
-          <w:sz w:val="24"/>
-          <w:szCs w:val="24"/>
-        </w:rPr>
-        <w:t xml:space="preserve"> – </w:t>
-      </w:r>
-      <w:proofErr w:type="spellStart"/>
-      <w:r>
-        <w:rPr>
-          <w:rFonts w:cstheme="minorHAnsi"/>
-          <w:i/>
-          <w:iCs/>
-          <w:sz w:val="24"/>
-          <w:szCs w:val="24"/>
-        </w:rPr>
-        <w:t>Form</w:t>
-      </w:r>
-      <w:proofErr w:type="spellEnd"/>
-      <w:r>
-        <w:rPr>
-          <w:rFonts w:cstheme="minorHAnsi"/>
-          <w:i/>
-          <w:iCs/>
-          <w:sz w:val="24"/>
-          <w:szCs w:val="24"/>
-        </w:rPr>
-        <w:t xml:space="preserve"> de contato</w:t>
-      </w:r>
-    </w:p>
-    <w:p>
-      <w:pPr>
-        <w:rPr>
-          <w:rFonts w:cstheme="minorHAnsi"/>
-          <w:b/>
-          <w:bCs/>
-        </w:rPr>
-      </w:pPr>
-      <w:r>
-        <w:rPr>
-          <w:rFonts w:cstheme="minorHAnsi"/>
-          <w:b/>
-          <w:bCs/>
-        </w:rPr>
-        <w:t>Atendimento Técnico Especializado</w:t>
-      </w:r>
-    </w:p>
-    <w:p>
-      <w:pPr>
-        <w:rPr>
-          <w:rFonts w:cstheme="minorHAnsi"/>
-        </w:rPr>
-      </w:pPr>
-      <w:r>
-        <w:rPr>
-          <w:rFonts w:cstheme="minorHAnsi"/>
-        </w:rPr>
-        <w:t>Solicite uma análise técnica para sua edificação</w:t>
-      </w:r>
-    </w:p>
-    <w:p>
-      <w:pPr>
-        <w:rPr>
-          <w:rFonts w:cstheme="minorHAnsi"/>
-        </w:rPr>
-      </w:pPr>
-      <w:r>
-        <w:rPr>
-          <w:rFonts w:cstheme="minorHAnsi"/>
-        </w:rPr>
-        <w:t>Projetos, regularização e manutenção de sistemas de prevenção e combate a incêndio com tecnologia, conformidade e responsabilidade técnica.</w:t>
-      </w:r>
-    </w:p>
-    <w:p>
-      <w:pPr>
+        <w:lastRenderedPageBreak/>
+        <w:t>Contato</w:t>
+      </w:r>
+      <w:r>
         <w:rPr>
           <w:rFonts w:cstheme="minorHAnsi"/>
           <w:b/>
@@ -1928,7 +4377,162 @@
           <w:sz w:val="28"/>
           <w:szCs w:val="28"/>
         </w:rPr>
-      </w:pPr>
+        <w:t>:</w:t>
+      </w:r>
+    </w:p>
+    <w:p>
+      <w:pPr>
+        <w:rPr>
+          <w:rFonts w:cstheme="minorHAnsi"/>
+          <w:i/>
+          <w:iCs/>
+          <w:sz w:val="24"/>
+          <w:szCs w:val="24"/>
+        </w:rPr>
+      </w:pPr>
+      <w:r>
+        <w:rPr>
+          <w:rFonts w:cstheme="minorHAnsi"/>
+          <w:i/>
+          <w:iCs/>
+          <w:sz w:val="24"/>
+          <w:szCs w:val="24"/>
+        </w:rPr>
+        <w:t xml:space="preserve">Sessão </w:t>
+      </w:r>
+      <w:r>
+        <w:rPr>
+          <w:rFonts w:cstheme="minorHAnsi"/>
+          <w:i/>
+          <w:iCs/>
+          <w:sz w:val="24"/>
+          <w:szCs w:val="24"/>
+        </w:rPr>
+        <w:t>1</w:t>
+      </w:r>
+      <w:r>
+        <w:rPr>
+          <w:rFonts w:cstheme="minorHAnsi"/>
+          <w:i/>
+          <w:iCs/>
+          <w:sz w:val="24"/>
+          <w:szCs w:val="24"/>
+        </w:rPr>
+        <w:t xml:space="preserve"> – </w:t>
+      </w:r>
+      <w:r>
+        <w:rPr>
+          <w:rFonts w:cstheme="minorHAnsi"/>
+          <w:i/>
+          <w:iCs/>
+          <w:sz w:val="24"/>
+          <w:szCs w:val="24"/>
+        </w:rPr>
+        <w:t xml:space="preserve">Hero </w:t>
+      </w:r>
+    </w:p>
+    <w:p>
+      <w:pPr>
+        <w:rPr>
+          <w:rStyle w:val="Forte"/>
+        </w:rPr>
+      </w:pPr>
+      <w:r>
+        <w:rPr>
+          <w:rStyle w:val="Forte"/>
+        </w:rPr>
+        <w:t>FALE CONOSCO</w:t>
+      </w:r>
+      <w:r>
+        <w:br/>
+      </w:r>
+      <w:r>
+        <w:rPr>
+          <w:rStyle w:val="Forte"/>
+        </w:rPr>
+        <w:t>VAMOS CONVERSAR SOBRE A SEGURANÇA DO SEU PROJETO</w:t>
+      </w:r>
+    </w:p>
+    <w:p>
+      <w:pPr>
+        <w:rPr>
+          <w:rFonts w:cstheme="minorHAnsi"/>
+        </w:rPr>
+      </w:pPr>
+    </w:p>
+    <w:p>
+      <w:pPr>
+        <w:rPr>
+          <w:rFonts w:cstheme="minorHAnsi"/>
+        </w:rPr>
+      </w:pPr>
+      <w:r>
+        <w:rPr>
+          <w:rFonts w:cstheme="minorHAnsi"/>
+        </w:rPr>
+        <w:t>Solicite uma análise técnica para sua edificação</w:t>
+      </w:r>
+    </w:p>
+    <w:p>
+      <w:pPr>
+        <w:rPr>
+          <w:rFonts w:cstheme="minorHAnsi"/>
+        </w:rPr>
+      </w:pPr>
+      <w:r>
+        <w:rPr>
+          <w:rFonts w:cstheme="minorHAnsi"/>
+        </w:rPr>
+        <w:t>P</w:t>
+      </w:r>
+      <w:r>
+        <w:rPr>
+          <w:rFonts w:cstheme="minorHAnsi"/>
+        </w:rPr>
+        <w:t>rojetos, instalações, regularização e manutenção de sistemas de prevenção e combate a incêndio, com soluções adequadas às necessidades do seu empreendimento.</w:t>
+      </w:r>
+    </w:p>
+    <w:p>
+      <w:pPr>
+        <w:rPr>
+          <w:rFonts w:cstheme="minorHAnsi"/>
+        </w:rPr>
+      </w:pPr>
+    </w:p>
+    <w:p>
+      <w:r>
+        <w:rPr>
+          <w:rFonts w:cstheme="minorHAnsi"/>
+        </w:rPr>
+        <w:t xml:space="preserve">Selecionar serviços adicionar: </w:t>
+      </w:r>
+      <w:r>
+        <w:t>Outro / Não sei qual serviço preciso</w:t>
+      </w:r>
+    </w:p>
+    <w:p>
+      <w:pPr>
+        <w:rPr>
+          <w:rFonts w:cstheme="minorHAnsi"/>
+          <w:b/>
+          <w:bCs/>
+          <w:sz w:val="28"/>
+          <w:szCs w:val="28"/>
+        </w:rPr>
+      </w:pPr>
+      <w:r>
+        <w:rPr>
+          <w:b/>
+          <w:bCs/>
+        </w:rPr>
+        <w:t>Botão:</w:t>
+      </w:r>
+      <w:r>
+        <w:t xml:space="preserve"> </w:t>
+      </w:r>
+      <w:r>
+        <w:t>SOLICITAR AVALIAÇÃO</w:t>
+      </w:r>
     </w:p>
     <w:p>
       <w:pPr>
@@ -2467,7 +5071,7 @@
   <w:style w:type="paragraph" w:default="1" w:styleId="Normal">
     <w:name w:val="Normal"/>
     <w:qFormat/>
-    <w:rsid w:val="00ED52BD"/>
+    <w:rsid w:val="00391BA3"/>
   </w:style>
   <w:style w:type="character" w:default="1" w:styleId="Fontepargpadro">
     <w:name w:val="Default Paragraph Font"/>
